--- a/arb/docx/024.content.docx
+++ b/arb/docx/024.content.docx
@@ -9,6 +9,8 @@
       </w:pPr>
       <w:r>
         <w:rPr>
+          <w:rtl/>
+          <w:cs/>
           <w:lang w:val="ar_AE" w:bidi="ar_AE"/>
         </w:rPr>
       </w:r>
@@ -20,69 +22,91 @@
       </w:pPr>
       <w:r>
         <w:rPr>
+          <w:rtl/>
+          <w:cs/>
           <w:lang w:val="ar_AE" w:bidi="ar_AE"/>
         </w:rPr>
         <w:t>Resource: unfoldingWord® Translation Words</w:t>
       </w:r>
       <w:r>
         <w:rPr>
-          <w:lang w:val="ar_AE" w:bidi="ar_AE"/>
-        </w:rPr>
-      </w:r>
-    </w:p>
-    <w:p>
-      <w:pPr>
-        <w:bidi/>
-      </w:pPr>
-      <w:r>
-        <w:rPr>
+          <w:rtl/>
+          <w:cs/>
+          <w:lang w:val="ar_AE" w:bidi="ar_AE"/>
+        </w:rPr>
+      </w:r>
+    </w:p>
+    <w:p>
+      <w:pPr>
+        <w:bidi/>
+      </w:pPr>
+      <w:r>
+        <w:rPr>
+          <w:rtl/>
+          <w:cs/>
           <w:lang w:val="ar_AE" w:bidi="ar_AE"/>
         </w:rPr>
       </w:r>
       <w:r>
         <w:rPr>
           <w:b/>
+          <w:rtl/>
+          <w:cs/>
           <w:lang w:val="ar_AE" w:bidi="ar_AE"/>
         </w:rPr>
         <w:t>unfoldingWord® Translation Words</w:t>
       </w:r>
       <w:r>
         <w:rPr>
+          <w:rtl/>
+          <w:cs/>
           <w:lang w:val="ar_AE" w:bidi="ar_AE"/>
         </w:rPr>
         <w:t xml:space="preserve"> © 2022 unfoldingWord. Released under CC BY-SA 4.0 license. </w:t>
       </w:r>
       <w:r>
         <w:rPr>
+          <w:rtl/>
+          <w:cs/>
           <w:lang w:val="ar_AE" w:bidi="ar_AE"/>
         </w:rPr>
         <w:t>unfoldingWord® Translation Words</w:t>
       </w:r>
       <w:r>
         <w:rPr>
+          <w:rtl/>
+          <w:cs/>
           <w:lang w:val="ar_AE" w:bidi="ar_AE"/>
         </w:rPr>
         <w:t xml:space="preserve"> has been adapted in the following languages: Tok Pisin, Arabic (عربي), French (Français), Hindi (हिंदी), Indonesian (Bahasa Indonesia), Portuguese (Português), Russian (Русский), Spanish (Español), Swahili (Kiswahili), and Simplified Chinese (简体中文) from </w:t>
       </w:r>
       <w:r>
         <w:rPr>
+          <w:rtl/>
+          <w:cs/>
           <w:lang w:val="ar_AE" w:bidi="ar_AE"/>
         </w:rPr>
         <w:t>unfoldingWord® Translation Words</w:t>
       </w:r>
       <w:r>
         <w:rPr>
+          <w:rtl/>
+          <w:cs/>
           <w:lang w:val="ar_AE" w:bidi="ar_AE"/>
         </w:rPr>
         <w:t xml:space="preserve"> © 2022 unfoldingWord. Released under CC BY-SA 4.0 license by Mission Mutual</w:t>
       </w:r>
       <w:r>
         <w:rPr>
-          <w:lang w:val="ar_AE" w:bidi="ar_AE"/>
-        </w:rPr>
-      </w:r>
-      <w:r>
-        <w:rPr>
+          <w:rtl/>
+          <w:cs/>
+          <w:lang w:val="ar_AE" w:bidi="ar_AE"/>
+        </w:rPr>
+      </w:r>
+      <w:r>
+        <w:rPr>
+          <w:rtl/>
+          <w:cs/>
           <w:lang w:val="ar_AE" w:bidi="ar_AE"/>
         </w:rPr>
       </w:r>
@@ -94,6 +118,8 @@
       </w:pPr>
       <w:r>
         <w:rPr>
+          <w:rtl/>
+          <w:cs/>
           <w:lang w:val="ar_AE" w:bidi="ar_AE"/>
         </w:rPr>
         <w:t>unfoldingWord® Translation Words</w:t>
@@ -123,6 +149,8 @@
       </w:pPr>
       <w:r>
         <w:rPr>
+          <w:rtl/>
+          <w:cs/>
           <w:lang w:val="ar_AE" w:bidi="ar_AE"/>
         </w:rPr>
       </w:r>
@@ -134,38 +162,50 @@
       </w:pPr>
       <w:r>
         <w:rPr>
+          <w:rtl/>
+          <w:cs/>
           <w:lang w:val="ar_AE" w:bidi="ar_AE"/>
         </w:rPr>
         <w:t>ث</w:t>
       </w:r>
       <w:r>
         <w:rPr>
-          <w:lang w:val="ar_AE" w:bidi="ar_AE"/>
-        </w:rPr>
-      </w:r>
-    </w:p>
-    <w:p>
-      <w:pPr>
-        <w:bidi/>
-      </w:pPr>
-      <w:r>
-        <w:rPr>
-          <w:lang w:val="ar_AE" w:bidi="ar_AE"/>
-        </w:rPr>
-      </w:r>
-      <w:r>
-        <w:rPr>
+          <w:rtl/>
+          <w:cs/>
+          <w:lang w:val="ar_AE" w:bidi="ar_AE"/>
+        </w:rPr>
+      </w:r>
+    </w:p>
+    <w:p>
+      <w:pPr>
+        <w:bidi/>
+      </w:pPr>
+      <w:r>
+        <w:rPr>
+          <w:rtl/>
+          <w:cs/>
+          <w:lang w:val="ar_AE" w:bidi="ar_AE"/>
+        </w:rPr>
+      </w:r>
+      <w:r>
+        <w:rPr>
+          <w:rtl/>
+          <w:cs/>
           <w:lang w:val="ar_AE" w:bidi="ar_AE"/>
         </w:rPr>
         <w:t xml:space="preserve"> </w:t>
       </w:r>
       <w:r>
         <w:rPr>
-          <w:lang w:val="ar_AE" w:bidi="ar_AE"/>
-        </w:rPr>
-      </w:r>
-      <w:r>
-        <w:rPr>
+          <w:rtl/>
+          <w:cs/>
+          <w:lang w:val="ar_AE" w:bidi="ar_AE"/>
+        </w:rPr>
+      </w:r>
+      <w:r>
+        <w:rPr>
+          <w:rtl/>
+          <w:cs/>
           <w:lang w:val="ar_AE" w:bidi="ar_AE"/>
         </w:rPr>
       </w:r>
@@ -191,6 +231,8 @@
       </w:pPr>
       <w:r>
         <w:rPr>
+          <w:rtl/>
+          <w:cs/>
           <w:lang w:val="ar_AE" w:bidi="ar_AE"/>
         </w:rPr>
       </w:r>
@@ -202,12 +244,16 @@
       </w:pPr>
       <w:r>
         <w:rPr>
+          <w:rtl/>
+          <w:cs/>
           <w:lang w:val="ar_AE" w:bidi="ar_AE"/>
         </w:rPr>
         <w:t>ثامار</w:t>
       </w:r>
       <w:r>
         <w:rPr>
+          <w:rtl/>
+          <w:cs/>
           <w:lang w:val="ar_AE" w:bidi="ar_AE"/>
         </w:rPr>
       </w:r>
@@ -219,6 +265,8 @@
       </w:pPr>
       <w:r>
         <w:rPr>
+          <w:rtl/>
+          <w:cs/>
           <w:lang w:val="ar_AE" w:bidi="ar_AE"/>
         </w:rPr>
         <w:t>حقائق:</w:t>
@@ -230,11 +278,15 @@
       </w:pPr>
       <w:r>
         <w:rPr>
-          <w:lang w:val="ar_AE" w:bidi="ar_AE"/>
-        </w:rPr>
-      </w:r>
-      <w:r>
-        <w:rPr>
+          <w:rtl/>
+          <w:cs/>
+          <w:lang w:val="ar_AE" w:bidi="ar_AE"/>
+        </w:rPr>
+      </w:r>
+      <w:r>
+        <w:rPr>
+          <w:rtl/>
+          <w:cs/>
           <w:lang w:val="ar_AE" w:bidi="ar_AE"/>
         </w:rPr>
         <w:t>ثامار هو اسم لعدة نساء مختلفة في العهد القديم. هناك أيضًا عدة مدن أو أماكن أخرى تحمل اسم ثامار في العهد القديم.</w:t>
@@ -249,11 +301,15 @@
       </w:pPr>
       <w:r>
         <w:rPr>
-          <w:lang w:val="ar_AE" w:bidi="ar_AE"/>
-        </w:rPr>
-      </w:r>
-      <w:r>
-        <w:rPr>
+          <w:rtl/>
+          <w:cs/>
+          <w:lang w:val="ar_AE" w:bidi="ar_AE"/>
+        </w:rPr>
+      </w:r>
+      <w:r>
+        <w:rPr>
+          <w:rtl/>
+          <w:cs/>
           <w:lang w:val="ar_AE" w:bidi="ar_AE"/>
         </w:rPr>
         <w:t>كانت ثامار زوجة ابن يهوذا. وبعد أن أصبحت ثامار أرملة، أنجب يهوذا ابنًا من ثامار، وبذلك فقد استمر اسم عائلة زوجها المتوفى. وكان اسم الابن فارص، الذي أصبح سلفًا "جد" للملك داود وكذلك ليسوع المسيح.</w:t>
@@ -268,11 +324,15 @@
       </w:pPr>
       <w:r>
         <w:rPr>
-          <w:lang w:val="ar_AE" w:bidi="ar_AE"/>
-        </w:rPr>
-      </w:r>
-      <w:r>
-        <w:rPr>
+          <w:rtl/>
+          <w:cs/>
+          <w:lang w:val="ar_AE" w:bidi="ar_AE"/>
+        </w:rPr>
+      </w:r>
+      <w:r>
+        <w:rPr>
+          <w:rtl/>
+          <w:cs/>
           <w:lang w:val="ar_AE" w:bidi="ar_AE"/>
         </w:rPr>
         <w:t>إحدى بنات الملك داود كانت تُدعى ثامار؛ وهي أخت أبشالوم. وقد اضطجع معها "اغتصبها" أخوها غير الشقيق أمنون وتركها مستوحشة ومحطمة.</w:t>
@@ -287,11 +347,15 @@
       </w:pPr>
       <w:r>
         <w:rPr>
-          <w:lang w:val="ar_AE" w:bidi="ar_AE"/>
-        </w:rPr>
-      </w:r>
-      <w:r>
-        <w:rPr>
+          <w:rtl/>
+          <w:cs/>
+          <w:lang w:val="ar_AE" w:bidi="ar_AE"/>
+        </w:rPr>
+      </w:r>
+      <w:r>
+        <w:rPr>
+          <w:rtl/>
+          <w:cs/>
           <w:lang w:val="ar_AE" w:bidi="ar_AE"/>
         </w:rPr>
         <w:t>كان لأبشالوم أيضًا ابنة تُدعى ثامار.</w:t>
@@ -306,11 +370,15 @@
       </w:pPr>
       <w:r>
         <w:rPr>
-          <w:lang w:val="ar_AE" w:bidi="ar_AE"/>
-        </w:rPr>
-      </w:r>
-      <w:r>
-        <w:rPr>
+          <w:rtl/>
+          <w:cs/>
+          <w:lang w:val="ar_AE" w:bidi="ar_AE"/>
+        </w:rPr>
+      </w:r>
+      <w:r>
+        <w:rPr>
+          <w:rtl/>
+          <w:cs/>
           <w:lang w:val="ar_AE" w:bidi="ar_AE"/>
         </w:rPr>
         <w:t>المدينة التي تُدعى "حصون ثامار" كانت هي نفسها مدينة عين جدي على الشاطئ الغربي للبحر الميت. وهناك أيضًا "بعل ثامار"، وإشارات عامة إلى مكان يُدعى "ثامار" قد يكون مختلفًا عن هذه المدن.</w:t>
@@ -322,95 +390,127 @@
       </w:pPr>
       <w:r>
         <w:rPr>
-          <w:lang w:val="ar_AE" w:bidi="ar_AE"/>
-        </w:rPr>
-      </w:r>
-      <w:r>
-        <w:rPr>
+          <w:rtl/>
+          <w:cs/>
+          <w:lang w:val="ar_AE" w:bidi="ar_AE"/>
+        </w:rPr>
+      </w:r>
+      <w:r>
+        <w:rPr>
+          <w:rtl/>
+          <w:cs/>
           <w:lang w:val="ar_AE" w:bidi="ar_AE"/>
         </w:rPr>
         <w:t xml:space="preserve">(انظر أيضًا: </w:t>
       </w:r>
       <w:r>
         <w:rPr>
+          <w:rtl/>
+          <w:cs/>
           <w:lang w:val="ar_AE" w:bidi="ar_AE"/>
         </w:rPr>
         <w:t>أبشالوم</w:t>
       </w:r>
       <w:r>
         <w:rPr>
+          <w:rtl/>
+          <w:cs/>
           <w:lang w:val="ar_AE" w:bidi="ar_AE"/>
         </w:rPr>
         <w:t xml:space="preserve">, </w:t>
       </w:r>
       <w:r>
         <w:rPr>
+          <w:rtl/>
+          <w:cs/>
           <w:lang w:val="ar_AE" w:bidi="ar_AE"/>
         </w:rPr>
         <w:t>سلف</w:t>
       </w:r>
       <w:r>
         <w:rPr>
+          <w:rtl/>
+          <w:cs/>
           <w:lang w:val="ar_AE" w:bidi="ar_AE"/>
         </w:rPr>
         <w:t xml:space="preserve">, </w:t>
       </w:r>
       <w:r>
         <w:rPr>
+          <w:rtl/>
+          <w:cs/>
           <w:lang w:val="ar_AE" w:bidi="ar_AE"/>
         </w:rPr>
         <w:t>أمنون</w:t>
       </w:r>
       <w:r>
         <w:rPr>
+          <w:rtl/>
+          <w:cs/>
           <w:lang w:val="ar_AE" w:bidi="ar_AE"/>
         </w:rPr>
         <w:t xml:space="preserve">, </w:t>
       </w:r>
       <w:r>
         <w:rPr>
+          <w:rtl/>
+          <w:cs/>
           <w:lang w:val="ar_AE" w:bidi="ar_AE"/>
         </w:rPr>
         <w:t>داود</w:t>
       </w:r>
       <w:r>
         <w:rPr>
+          <w:rtl/>
+          <w:cs/>
           <w:lang w:val="ar_AE" w:bidi="ar_AE"/>
         </w:rPr>
         <w:t xml:space="preserve">, </w:t>
       </w:r>
       <w:r>
         <w:rPr>
+          <w:rtl/>
+          <w:cs/>
           <w:lang w:val="ar_AE" w:bidi="ar_AE"/>
         </w:rPr>
         <w:t>سلف</w:t>
       </w:r>
       <w:r>
         <w:rPr>
+          <w:rtl/>
+          <w:cs/>
           <w:lang w:val="ar_AE" w:bidi="ar_AE"/>
         </w:rPr>
         <w:t xml:space="preserve">, </w:t>
       </w:r>
       <w:r>
         <w:rPr>
+          <w:rtl/>
+          <w:cs/>
           <w:lang w:val="ar_AE" w:bidi="ar_AE"/>
         </w:rPr>
         <w:t>يهوذا</w:t>
       </w:r>
       <w:r>
         <w:rPr>
+          <w:rtl/>
+          <w:cs/>
           <w:lang w:val="ar_AE" w:bidi="ar_AE"/>
         </w:rPr>
         <w:t xml:space="preserve">, </w:t>
       </w:r>
       <w:r>
         <w:rPr>
+          <w:rtl/>
+          <w:cs/>
           <w:lang w:val="ar_AE" w:bidi="ar_AE"/>
         </w:rPr>
         <w:t>البحر الميت</w:t>
       </w:r>
       <w:r>
         <w:rPr>
+          <w:rtl/>
+          <w:cs/>
           <w:lang w:val="ar_AE" w:bidi="ar_AE"/>
         </w:rPr>
         <w:t>)</w:t>
@@ -422,11 +522,15 @@
       </w:pPr>
       <w:r>
         <w:rPr>
-          <w:lang w:val="ar_AE" w:bidi="ar_AE"/>
-        </w:rPr>
-      </w:r>
-      <w:r>
-        <w:rPr>
+          <w:rtl/>
+          <w:cs/>
+          <w:lang w:val="ar_AE" w:bidi="ar_AE"/>
+        </w:rPr>
+      </w:r>
+      <w:r>
+        <w:rPr>
+          <w:rtl/>
+          <w:cs/>
           <w:lang w:val="ar_AE" w:bidi="ar_AE"/>
         </w:rPr>
         <w:t>(اقتراحات الترجمة: كيفية ترجمة الأسماء)</w:t>
@@ -439,6 +543,8 @@
       </w:pPr>
       <w:r>
         <w:rPr>
+          <w:rtl/>
+          <w:cs/>
           <w:lang w:val="ar_AE" w:bidi="ar_AE"/>
         </w:rPr>
         <w:t>مراجع الكتاب المقدس:</w:t>
@@ -453,12 +559,16 @@
       </w:pPr>
       <w:r>
         <w:rPr>
+          <w:rtl/>
+          <w:cs/>
           <w:lang w:val="ar_AE" w:bidi="ar_AE"/>
         </w:rPr>
       </w:r>
       <w:hyperlink r:id="rId13">
         <w:r>
           <w:rPr>
+            <w:rtl/>
+            <w:cs/>
             <w:lang w:val="ar_AE" w:bidi="ar_AE"/>
           </w:rPr>
           <w:rPr>
@@ -478,12 +588,16 @@
       </w:pPr>
       <w:r>
         <w:rPr>
+          <w:rtl/>
+          <w:cs/>
           <w:lang w:val="ar_AE" w:bidi="ar_AE"/>
         </w:rPr>
       </w:r>
       <w:hyperlink r:id="rId14">
         <w:r>
           <w:rPr>
+            <w:rtl/>
+            <w:cs/>
             <w:lang w:val="ar_AE" w:bidi="ar_AE"/>
           </w:rPr>
           <w:rPr>
@@ -503,12 +617,16 @@
       </w:pPr>
       <w:r>
         <w:rPr>
+          <w:rtl/>
+          <w:cs/>
           <w:lang w:val="ar_AE" w:bidi="ar_AE"/>
         </w:rPr>
       </w:r>
       <w:hyperlink r:id="rId15">
         <w:r>
           <w:rPr>
+            <w:rtl/>
+            <w:cs/>
             <w:lang w:val="ar_AE" w:bidi="ar_AE"/>
           </w:rPr>
           <w:rPr>
@@ -528,12 +646,16 @@
       </w:pPr>
       <w:r>
         <w:rPr>
+          <w:rtl/>
+          <w:cs/>
           <w:lang w:val="ar_AE" w:bidi="ar_AE"/>
         </w:rPr>
       </w:r>
       <w:hyperlink r:id="rId16">
         <w:r>
           <w:rPr>
+            <w:rtl/>
+            <w:cs/>
             <w:lang w:val="ar_AE" w:bidi="ar_AE"/>
           </w:rPr>
           <w:rPr>
@@ -553,12 +675,16 @@
       </w:pPr>
       <w:r>
         <w:rPr>
+          <w:rtl/>
+          <w:cs/>
           <w:lang w:val="ar_AE" w:bidi="ar_AE"/>
         </w:rPr>
       </w:r>
       <w:hyperlink r:id="rId17">
         <w:r>
           <w:rPr>
+            <w:rtl/>
+            <w:cs/>
             <w:lang w:val="ar_AE" w:bidi="ar_AE"/>
           </w:rPr>
           <w:rPr>
@@ -578,12 +704,16 @@
       </w:pPr>
       <w:r>
         <w:rPr>
+          <w:rtl/>
+          <w:cs/>
           <w:lang w:val="ar_AE" w:bidi="ar_AE"/>
         </w:rPr>
       </w:r>
       <w:hyperlink r:id="rId18">
         <w:r>
           <w:rPr>
+            <w:rtl/>
+            <w:cs/>
             <w:lang w:val="ar_AE" w:bidi="ar_AE"/>
           </w:rPr>
           <w:rPr>
@@ -603,12 +733,16 @@
       </w:pPr>
       <w:r>
         <w:rPr>
+          <w:rtl/>
+          <w:cs/>
           <w:lang w:val="ar_AE" w:bidi="ar_AE"/>
         </w:rPr>
       </w:r>
       <w:hyperlink r:id="rId19">
         <w:r>
           <w:rPr>
+            <w:rtl/>
+            <w:cs/>
             <w:lang w:val="ar_AE" w:bidi="ar_AE"/>
           </w:rPr>
           <w:rPr>
@@ -626,6 +760,8 @@
       </w:pPr>
       <w:r>
         <w:rPr>
+          <w:rtl/>
+          <w:cs/>
           <w:lang w:val="ar_AE" w:bidi="ar_AE"/>
         </w:rPr>
         <w:t>بيانات الكلمة:</w:t>
@@ -640,32 +776,42 @@
       </w:pPr>
       <w:r>
         <w:rPr>
-          <w:lang w:val="ar_AE" w:bidi="ar_AE"/>
-        </w:rPr>
-      </w:r>
-      <w:r>
-        <w:rPr>
+          <w:rtl/>
+          <w:cs/>
+          <w:lang w:val="ar_AE" w:bidi="ar_AE"/>
+        </w:rPr>
+      </w:r>
+      <w:r>
+        <w:rPr>
+          <w:rtl/>
+          <w:cs/>
           <w:lang w:val="ar_AE" w:bidi="ar_AE"/>
         </w:rPr>
         <w:t>سترونج: H1193, H2688, H8412, H8559</w:t>
       </w:r>
       <w:r>
         <w:rPr>
-          <w:lang w:val="ar_AE" w:bidi="ar_AE"/>
-        </w:rPr>
-      </w:r>
-      <w:r>
-        <w:rPr>
-          <w:lang w:val="ar_AE" w:bidi="ar_AE"/>
-        </w:rPr>
-      </w:r>
-    </w:p>
-    <w:p>
-      <w:pPr>
-        <w:bidi/>
-      </w:pPr>
-      <w:r>
-        <w:rPr>
+          <w:rtl/>
+          <w:cs/>
+          <w:lang w:val="ar_AE" w:bidi="ar_AE"/>
+        </w:rPr>
+      </w:r>
+      <w:r>
+        <w:rPr>
+          <w:rtl/>
+          <w:cs/>
+          <w:lang w:val="ar_AE" w:bidi="ar_AE"/>
+        </w:rPr>
+      </w:r>
+    </w:p>
+    <w:p>
+      <w:pPr>
+        <w:bidi/>
+      </w:pPr>
+      <w:r>
+        <w:rPr>
+          <w:rtl/>
+          <w:cs/>
           <w:lang w:val="ar_AE" w:bidi="ar_AE"/>
         </w:rPr>
       </w:r>
@@ -677,12 +823,16 @@
       </w:pPr>
       <w:r>
         <w:rPr>
+          <w:rtl/>
+          <w:cs/>
           <w:lang w:val="ar_AE" w:bidi="ar_AE"/>
         </w:rPr>
         <w:t>ثقة</w:t>
       </w:r>
       <w:r>
         <w:rPr>
+          <w:rtl/>
+          <w:cs/>
           <w:lang w:val="ar_AE" w:bidi="ar_AE"/>
         </w:rPr>
       </w:r>
@@ -694,6 +844,8 @@
       </w:pPr>
       <w:r>
         <w:rPr>
+          <w:rtl/>
+          <w:cs/>
           <w:lang w:val="ar_AE" w:bidi="ar_AE"/>
         </w:rPr>
         <w:t>التعريف:</w:t>
@@ -705,11 +857,15 @@
       </w:pPr>
       <w:r>
         <w:rPr>
-          <w:lang w:val="ar_AE" w:bidi="ar_AE"/>
-        </w:rPr>
-      </w:r>
-      <w:r>
-        <w:rPr>
+          <w:rtl/>
+          <w:cs/>
+          <w:lang w:val="ar_AE" w:bidi="ar_AE"/>
+        </w:rPr>
+      </w:r>
+      <w:r>
+        <w:rPr>
+          <w:rtl/>
+          <w:cs/>
           <w:lang w:val="ar_AE" w:bidi="ar_AE"/>
         </w:rPr>
         <w:t>أن "تثق" بشيء أو بشخص ما، يعني أن تؤمن بأن هذا الشيء أو الشخص صادق أو يمكن الاعتماد عليه. و هذا الإيمان يسمى أيضًا "ثقة". أما الشخص "الصادق" فهو الشخص الذي يمكنك الوثوق بأنه يعمل و يقول الصواب و الصدق. وبالتالي فهو الشخص الذي يمتلك صفة "المصداقية".</w:t>
@@ -724,11 +880,15 @@
       </w:pPr>
       <w:r>
         <w:rPr>
-          <w:lang w:val="ar_AE" w:bidi="ar_AE"/>
-        </w:rPr>
-      </w:r>
-      <w:r>
-        <w:rPr>
+          <w:rtl/>
+          <w:cs/>
+          <w:lang w:val="ar_AE" w:bidi="ar_AE"/>
+        </w:rPr>
+      </w:r>
+      <w:r>
+        <w:rPr>
+          <w:rtl/>
+          <w:cs/>
           <w:lang w:val="ar_AE" w:bidi="ar_AE"/>
         </w:rPr>
         <w:t>ترتبط الثقة إرتباطًا وثيقًا بالإيمان. أي أننا إذا وثقنا بشخص ما، فإننا نؤمن بأن هذا الشخص سينفذ ما وعد به.</w:t>
@@ -743,11 +903,15 @@
       </w:pPr>
       <w:r>
         <w:rPr>
-          <w:lang w:val="ar_AE" w:bidi="ar_AE"/>
-        </w:rPr>
-      </w:r>
-      <w:r>
-        <w:rPr>
+          <w:rtl/>
+          <w:cs/>
+          <w:lang w:val="ar_AE" w:bidi="ar_AE"/>
+        </w:rPr>
+      </w:r>
+      <w:r>
+        <w:rPr>
+          <w:rtl/>
+          <w:cs/>
           <w:lang w:val="ar_AE" w:bidi="ar_AE"/>
         </w:rPr>
         <w:t>إن الثقة في شخص ما تعني أيضًا الإتكال على ذلك الشخص.</w:t>
@@ -762,11 +926,15 @@
       </w:pPr>
       <w:r>
         <w:rPr>
-          <w:lang w:val="ar_AE" w:bidi="ar_AE"/>
-        </w:rPr>
-      </w:r>
-      <w:r>
-        <w:rPr>
+          <w:rtl/>
+          <w:cs/>
+          <w:lang w:val="ar_AE" w:bidi="ar_AE"/>
+        </w:rPr>
+      </w:r>
+      <w:r>
+        <w:rPr>
+          <w:rtl/>
+          <w:cs/>
           <w:lang w:val="ar_AE" w:bidi="ar_AE"/>
         </w:rPr>
         <w:t>أن "نثق في" يسوع يعني أن نؤمن بأنه هو الله، و أنه مات على الصليب ليدفع ثمن خطايانا، وأيضا أن نتكل عليه لكي يخلصنا.</w:t>
@@ -781,23 +949,31 @@
       </w:pPr>
       <w:r>
         <w:rPr>
-          <w:lang w:val="ar_AE" w:bidi="ar_AE"/>
-        </w:rPr>
-      </w:r>
-      <w:r>
-        <w:rPr>
+          <w:rtl/>
+          <w:cs/>
+          <w:lang w:val="ar_AE" w:bidi="ar_AE"/>
+        </w:rPr>
+      </w:r>
+      <w:r>
+        <w:rPr>
+          <w:rtl/>
+          <w:cs/>
           <w:lang w:val="ar_AE" w:bidi="ar_AE"/>
         </w:rPr>
         <w:t>تشير عبارة "</w:t>
       </w:r>
       <w:r>
         <w:rPr>
+          <w:rtl/>
+          <w:cs/>
           <w:lang w:val="ar_AE" w:bidi="ar_AE"/>
         </w:rPr>
         <w:t>صَادِقَةٌ هِيَ ٱلْكَلِمَةُ</w:t>
       </w:r>
       <w:r>
         <w:rPr>
+          <w:rtl/>
+          <w:cs/>
           <w:lang w:val="ar_AE" w:bidi="ar_AE"/>
         </w:rPr>
         <w:t>" إلى كل ما يُقال ويمكن الاعتماد علي صحته.</w:t>
@@ -810,6 +986,8 @@
       </w:pPr>
       <w:r>
         <w:rPr>
+          <w:rtl/>
+          <w:cs/>
           <w:lang w:val="ar_AE" w:bidi="ar_AE"/>
         </w:rPr>
         <w:t>اقتراحات الترجمة:</w:t>
@@ -824,11 +1002,15 @@
       </w:pPr>
       <w:r>
         <w:rPr>
-          <w:lang w:val="ar_AE" w:bidi="ar_AE"/>
-        </w:rPr>
-      </w:r>
-      <w:r>
-        <w:rPr>
+          <w:rtl/>
+          <w:cs/>
+          <w:lang w:val="ar_AE" w:bidi="ar_AE"/>
+        </w:rPr>
+      </w:r>
+      <w:r>
+        <w:rPr>
+          <w:rtl/>
+          <w:cs/>
           <w:lang w:val="ar_AE" w:bidi="ar_AE"/>
         </w:rPr>
         <w:t>طرق ترجمة "الثقة" يمكن أن تشمل "الإيمان" أو "الوثوق" أو "الإتكال على".</w:t>
@@ -843,11 +1025,15 @@
       </w:pPr>
       <w:r>
         <w:rPr>
-          <w:lang w:val="ar_AE" w:bidi="ar_AE"/>
-        </w:rPr>
-      </w:r>
-      <w:r>
-        <w:rPr>
+          <w:rtl/>
+          <w:cs/>
+          <w:lang w:val="ar_AE" w:bidi="ar_AE"/>
+        </w:rPr>
+      </w:r>
+      <w:r>
+        <w:rPr>
+          <w:rtl/>
+          <w:cs/>
           <w:lang w:val="ar_AE" w:bidi="ar_AE"/>
         </w:rPr>
         <w:t>إن عبارة "يتوكل على " مشابهة جدًا في المعنى لـعبارة "يثق ب".</w:t>
@@ -862,11 +1048,15 @@
       </w:pPr>
       <w:r>
         <w:rPr>
-          <w:lang w:val="ar_AE" w:bidi="ar_AE"/>
-        </w:rPr>
-      </w:r>
-      <w:r>
-        <w:rPr>
+          <w:rtl/>
+          <w:cs/>
+          <w:lang w:val="ar_AE" w:bidi="ar_AE"/>
+        </w:rPr>
+      </w:r>
+      <w:r>
+        <w:rPr>
+          <w:rtl/>
+          <w:cs/>
           <w:lang w:val="ar_AE" w:bidi="ar_AE"/>
         </w:rPr>
         <w:t>يمكن ترجمة مصطلح "صادق" إلى "يمكن الاعتماد عليه" أو "مُعتَمَد" أو "يمكن الوثوق به دائمًا".</w:t>
@@ -878,71 +1068,95 @@
       </w:pPr>
       <w:r>
         <w:rPr>
-          <w:lang w:val="ar_AE" w:bidi="ar_AE"/>
-        </w:rPr>
-      </w:r>
-      <w:r>
-        <w:rPr>
+          <w:rtl/>
+          <w:cs/>
+          <w:lang w:val="ar_AE" w:bidi="ar_AE"/>
+        </w:rPr>
+      </w:r>
+      <w:r>
+        <w:rPr>
+          <w:rtl/>
+          <w:cs/>
           <w:lang w:val="ar_AE" w:bidi="ar_AE"/>
         </w:rPr>
         <w:t xml:space="preserve">(انظر أيضًا: </w:t>
       </w:r>
       <w:r>
         <w:rPr>
+          <w:rtl/>
+          <w:cs/>
           <w:lang w:val="ar_AE" w:bidi="ar_AE"/>
         </w:rPr>
         <w:t>يؤمن</w:t>
       </w:r>
       <w:r>
         <w:rPr>
+          <w:rtl/>
+          <w:cs/>
           <w:lang w:val="ar_AE" w:bidi="ar_AE"/>
         </w:rPr>
         <w:t xml:space="preserve">, </w:t>
       </w:r>
       <w:r>
         <w:rPr>
+          <w:rtl/>
+          <w:cs/>
           <w:lang w:val="ar_AE" w:bidi="ar_AE"/>
         </w:rPr>
         <w:t>ثقة</w:t>
       </w:r>
       <w:r>
         <w:rPr>
+          <w:rtl/>
+          <w:cs/>
           <w:lang w:val="ar_AE" w:bidi="ar_AE"/>
         </w:rPr>
         <w:t xml:space="preserve">, </w:t>
       </w:r>
       <w:r>
         <w:rPr>
+          <w:rtl/>
+          <w:cs/>
           <w:lang w:val="ar_AE" w:bidi="ar_AE"/>
         </w:rPr>
         <w:t>إيمان</w:t>
       </w:r>
       <w:r>
         <w:rPr>
+          <w:rtl/>
+          <w:cs/>
           <w:lang w:val="ar_AE" w:bidi="ar_AE"/>
         </w:rPr>
         <w:t xml:space="preserve">, </w:t>
       </w:r>
       <w:r>
         <w:rPr>
+          <w:rtl/>
+          <w:cs/>
           <w:lang w:val="ar_AE" w:bidi="ar_AE"/>
         </w:rPr>
         <w:t>أمين</w:t>
       </w:r>
       <w:r>
         <w:rPr>
+          <w:rtl/>
+          <w:cs/>
           <w:lang w:val="ar_AE" w:bidi="ar_AE"/>
         </w:rPr>
         <w:t xml:space="preserve">, </w:t>
       </w:r>
       <w:r>
         <w:rPr>
+          <w:rtl/>
+          <w:cs/>
           <w:lang w:val="ar_AE" w:bidi="ar_AE"/>
         </w:rPr>
         <w:t>صادق</w:t>
       </w:r>
       <w:r>
         <w:rPr>
+          <w:rtl/>
+          <w:cs/>
           <w:lang w:val="ar_AE" w:bidi="ar_AE"/>
         </w:rPr>
         <w:t>)</w:t>
@@ -955,6 +1169,8 @@
       </w:pPr>
       <w:r>
         <w:rPr>
+          <w:rtl/>
+          <w:cs/>
           <w:lang w:val="ar_AE" w:bidi="ar_AE"/>
         </w:rPr>
         <w:t>نصوص كتابية:</w:t>
@@ -969,12 +1185,16 @@
       </w:pPr>
       <w:r>
         <w:rPr>
+          <w:rtl/>
+          <w:cs/>
           <w:lang w:val="ar_AE" w:bidi="ar_AE"/>
         </w:rPr>
       </w:r>
       <w:hyperlink r:id="rId20">
         <w:r>
           <w:rPr>
+            <w:rtl/>
+            <w:cs/>
             <w:lang w:val="ar_AE" w:bidi="ar_AE"/>
           </w:rPr>
           <w:rPr>
@@ -994,12 +1214,16 @@
       </w:pPr>
       <w:r>
         <w:rPr>
+          <w:rtl/>
+          <w:cs/>
           <w:lang w:val="ar_AE" w:bidi="ar_AE"/>
         </w:rPr>
       </w:r>
       <w:hyperlink r:id="rId21">
         <w:r>
           <w:rPr>
+            <w:rtl/>
+            <w:cs/>
             <w:lang w:val="ar_AE" w:bidi="ar_AE"/>
           </w:rPr>
           <w:rPr>
@@ -1019,12 +1243,16 @@
       </w:pPr>
       <w:r>
         <w:rPr>
+          <w:rtl/>
+          <w:cs/>
           <w:lang w:val="ar_AE" w:bidi="ar_AE"/>
         </w:rPr>
       </w:r>
       <w:hyperlink r:id="rId22">
         <w:r>
           <w:rPr>
+            <w:rtl/>
+            <w:cs/>
             <w:lang w:val="ar_AE" w:bidi="ar_AE"/>
           </w:rPr>
           <w:rPr>
@@ -1044,12 +1272,16 @@
       </w:pPr>
       <w:r>
         <w:rPr>
+          <w:rtl/>
+          <w:cs/>
           <w:lang w:val="ar_AE" w:bidi="ar_AE"/>
         </w:rPr>
       </w:r>
       <w:hyperlink r:id="rId23">
         <w:r>
           <w:rPr>
+            <w:rtl/>
+            <w:cs/>
             <w:lang w:val="ar_AE" w:bidi="ar_AE"/>
           </w:rPr>
           <w:rPr>
@@ -1069,12 +1301,16 @@
       </w:pPr>
       <w:r>
         <w:rPr>
+          <w:rtl/>
+          <w:cs/>
           <w:lang w:val="ar_AE" w:bidi="ar_AE"/>
         </w:rPr>
       </w:r>
       <w:hyperlink r:id="rId24">
         <w:r>
           <w:rPr>
+            <w:rtl/>
+            <w:cs/>
             <w:lang w:val="ar_AE" w:bidi="ar_AE"/>
           </w:rPr>
           <w:rPr>
@@ -1094,12 +1330,16 @@
       </w:pPr>
       <w:r>
         <w:rPr>
+          <w:rtl/>
+          <w:cs/>
           <w:lang w:val="ar_AE" w:bidi="ar_AE"/>
         </w:rPr>
       </w:r>
       <w:hyperlink r:id="rId25">
         <w:r>
           <w:rPr>
+            <w:rtl/>
+            <w:cs/>
             <w:lang w:val="ar_AE" w:bidi="ar_AE"/>
           </w:rPr>
           <w:rPr>
@@ -1119,12 +1359,16 @@
       </w:pPr>
       <w:r>
         <w:rPr>
+          <w:rtl/>
+          <w:cs/>
           <w:lang w:val="ar_AE" w:bidi="ar_AE"/>
         </w:rPr>
       </w:r>
       <w:hyperlink r:id="rId26">
         <w:r>
           <w:rPr>
+            <w:rtl/>
+            <w:cs/>
             <w:lang w:val="ar_AE" w:bidi="ar_AE"/>
           </w:rPr>
           <w:rPr>
@@ -1142,6 +1386,8 @@
       </w:pPr>
       <w:r>
         <w:rPr>
+          <w:rtl/>
+          <w:cs/>
           <w:lang w:val="ar_AE" w:bidi="ar_AE"/>
         </w:rPr>
         <w:t>أمثلة من قصص الكتاب المقدس:</w:t>
@@ -1156,30 +1402,40 @@
       </w:pPr>
       <w:r>
         <w:rPr>
+          <w:rtl/>
+          <w:cs/>
           <w:lang w:val="ar_AE" w:bidi="ar_AE"/>
         </w:rPr>
       </w:r>
       <w:r>
         <w:rPr>
           <w:b/>
+          <w:rtl/>
+          <w:cs/>
           <w:lang w:val="ar_AE" w:bidi="ar_AE"/>
         </w:rPr>
         <w:t>12:12</w:t>
       </w:r>
       <w:r>
         <w:rPr>
+          <w:rtl/>
+          <w:cs/>
           <w:lang w:val="ar_AE" w:bidi="ar_AE"/>
         </w:rPr>
         <w:t xml:space="preserve"> عندما </w:t>
       </w:r>
       <w:r>
         <w:rPr>
+          <w:rtl/>
+          <w:cs/>
           <w:lang w:val="ar_AE" w:bidi="ar_AE"/>
         </w:rPr>
         <w:t>نَظَرَ إِسْرَائِيلُ ٱلْمِصْرِيِّينَ أَمْوَاتًا</w:t>
       </w:r>
       <w:r>
         <w:rPr>
+          <w:rtl/>
+          <w:cs/>
           <w:lang w:val="ar_AE" w:bidi="ar_AE"/>
         </w:rPr>
         <w:t xml:space="preserve">، </w:t>
@@ -1187,12 +1443,16 @@
       <w:r>
         <w:rPr>
           <w:b/>
+          <w:rtl/>
+          <w:cs/>
           <w:lang w:val="ar_AE" w:bidi="ar_AE"/>
         </w:rPr>
         <w:t>وثقوا</w:t>
       </w:r>
       <w:r>
         <w:rPr>
+          <w:rtl/>
+          <w:cs/>
           <w:lang w:val="ar_AE" w:bidi="ar_AE"/>
         </w:rPr>
         <w:t xml:space="preserve"> بالله و آمنوا بأن موسى نبيًا من عند الله.</w:t>
@@ -1207,18 +1467,24 @@
       </w:pPr>
       <w:r>
         <w:rPr>
+          <w:rtl/>
+          <w:cs/>
           <w:lang w:val="ar_AE" w:bidi="ar_AE"/>
         </w:rPr>
       </w:r>
       <w:r>
         <w:rPr>
           <w:b/>
+          <w:rtl/>
+          <w:cs/>
           <w:lang w:val="ar_AE" w:bidi="ar_AE"/>
         </w:rPr>
         <w:t xml:space="preserve">14 :15 </w:t>
       </w:r>
       <w:r>
         <w:rPr>
+          <w:rtl/>
+          <w:cs/>
           <w:lang w:val="ar_AE" w:bidi="ar_AE"/>
         </w:rPr>
         <w:t xml:space="preserve"> كان يشوع قائدًا صالحًا لأنه كان </w:t>
@@ -1226,12 +1492,16 @@
       <w:r>
         <w:rPr>
           <w:b/>
+          <w:rtl/>
+          <w:cs/>
           <w:lang w:val="ar_AE" w:bidi="ar_AE"/>
         </w:rPr>
         <w:t xml:space="preserve">يثق </w:t>
       </w:r>
       <w:r>
         <w:rPr>
+          <w:rtl/>
+          <w:cs/>
           <w:lang w:val="ar_AE" w:bidi="ar_AE"/>
         </w:rPr>
         <w:t>بالله و</w:t>
@@ -1239,12 +1509,16 @@
       <w:r>
         <w:rPr>
           <w:b/>
+          <w:rtl/>
+          <w:cs/>
           <w:lang w:val="ar_AE" w:bidi="ar_AE"/>
         </w:rPr>
         <w:t xml:space="preserve"> </w:t>
       </w:r>
       <w:r>
         <w:rPr>
+          <w:rtl/>
+          <w:cs/>
           <w:lang w:val="ar_AE" w:bidi="ar_AE"/>
         </w:rPr>
         <w:t>يطيعه.</w:t>
@@ -1259,18 +1533,24 @@
       </w:pPr>
       <w:r>
         <w:rPr>
+          <w:rtl/>
+          <w:cs/>
           <w:lang w:val="ar_AE" w:bidi="ar_AE"/>
         </w:rPr>
       </w:r>
       <w:r>
         <w:rPr>
           <w:b/>
+          <w:rtl/>
+          <w:cs/>
           <w:lang w:val="ar_AE" w:bidi="ar_AE"/>
         </w:rPr>
         <w:t>17:2</w:t>
       </w:r>
       <w:r>
         <w:rPr>
+          <w:rtl/>
+          <w:cs/>
           <w:lang w:val="ar_AE" w:bidi="ar_AE"/>
         </w:rPr>
         <w:t xml:space="preserve"> كان داود إنسانًا متواضعاً و بارًا، إذ كان </w:t>
@@ -1278,12 +1558,16 @@
       <w:r>
         <w:rPr>
           <w:b/>
+          <w:rtl/>
+          <w:cs/>
           <w:lang w:val="ar_AE" w:bidi="ar_AE"/>
         </w:rPr>
         <w:t>يثق</w:t>
       </w:r>
       <w:r>
         <w:rPr>
+          <w:rtl/>
+          <w:cs/>
           <w:lang w:val="ar_AE" w:bidi="ar_AE"/>
         </w:rPr>
         <w:t xml:space="preserve"> بالله ويطيعه.</w:t>
@@ -1298,18 +1582,24 @@
       </w:pPr>
       <w:r>
         <w:rPr>
+          <w:rtl/>
+          <w:cs/>
           <w:lang w:val="ar_AE" w:bidi="ar_AE"/>
         </w:rPr>
       </w:r>
       <w:r>
         <w:rPr>
           <w:b/>
+          <w:rtl/>
+          <w:cs/>
           <w:lang w:val="ar_AE" w:bidi="ar_AE"/>
         </w:rPr>
         <w:t xml:space="preserve">34 :6 </w:t>
       </w:r>
       <w:r>
         <w:rPr>
+          <w:rtl/>
+          <w:cs/>
           <w:lang w:val="ar_AE" w:bidi="ar_AE"/>
         </w:rPr>
         <w:t xml:space="preserve"> ثم روى يسوع مثلًا عن قوم </w:t>
@@ -1317,12 +1607,16 @@
       <w:r>
         <w:rPr>
           <w:b/>
+          <w:rtl/>
+          <w:cs/>
           <w:lang w:val="ar_AE" w:bidi="ar_AE"/>
         </w:rPr>
         <w:t xml:space="preserve">واثقين </w:t>
       </w:r>
       <w:r>
         <w:rPr>
+          <w:rtl/>
+          <w:cs/>
           <w:lang w:val="ar_AE" w:bidi="ar_AE"/>
         </w:rPr>
         <w:t>بأنفسهم أنهم أبرار، و يحتقرون الآخرين.</w:t>
@@ -1335,6 +1629,8 @@
       </w:pPr>
       <w:r>
         <w:rPr>
+          <w:rtl/>
+          <w:cs/>
           <w:lang w:val="ar_AE" w:bidi="ar_AE"/>
         </w:rPr>
         <w:t>بيانات الكلمة:</w:t>
@@ -1349,32 +1645,42 @@
       </w:pPr>
       <w:r>
         <w:rPr>
-          <w:lang w:val="ar_AE" w:bidi="ar_AE"/>
-        </w:rPr>
-      </w:r>
-      <w:r>
-        <w:rPr>
+          <w:rtl/>
+          <w:cs/>
+          <w:lang w:val="ar_AE" w:bidi="ar_AE"/>
+        </w:rPr>
+      </w:r>
+      <w:r>
+        <w:rPr>
+          <w:rtl/>
+          <w:cs/>
           <w:lang w:val="ar_AE" w:bidi="ar_AE"/>
         </w:rPr>
         <w:t>سترونج: H0539، H0982، H1556، H2620، H2622، H3176، H4009، H4268، H7365، G16790، G38720، G39820، G40060، G41000، G42760</w:t>
       </w:r>
       <w:r>
         <w:rPr>
-          <w:lang w:val="ar_AE" w:bidi="ar_AE"/>
-        </w:rPr>
-      </w:r>
-      <w:r>
-        <w:rPr>
-          <w:lang w:val="ar_AE" w:bidi="ar_AE"/>
-        </w:rPr>
-      </w:r>
-    </w:p>
-    <w:p>
-      <w:pPr>
-        <w:bidi/>
-      </w:pPr>
-      <w:r>
-        <w:rPr>
+          <w:rtl/>
+          <w:cs/>
+          <w:lang w:val="ar_AE" w:bidi="ar_AE"/>
+        </w:rPr>
+      </w:r>
+      <w:r>
+        <w:rPr>
+          <w:rtl/>
+          <w:cs/>
+          <w:lang w:val="ar_AE" w:bidi="ar_AE"/>
+        </w:rPr>
+      </w:r>
+    </w:p>
+    <w:p>
+      <w:pPr>
+        <w:bidi/>
+      </w:pPr>
+      <w:r>
+        <w:rPr>
+          <w:rtl/>
+          <w:cs/>
           <w:lang w:val="ar_AE" w:bidi="ar_AE"/>
         </w:rPr>
       </w:r>
@@ -1386,12 +1692,16 @@
       </w:pPr>
       <w:r>
         <w:rPr>
+          <w:rtl/>
+          <w:cs/>
           <w:lang w:val="ar_AE" w:bidi="ar_AE"/>
         </w:rPr>
         <w:t>ثلج</w:t>
       </w:r>
       <w:r>
         <w:rPr>
+          <w:rtl/>
+          <w:cs/>
           <w:lang w:val="ar_AE" w:bidi="ar_AE"/>
         </w:rPr>
       </w:r>
@@ -1403,6 +1713,8 @@
       </w:pPr>
       <w:r>
         <w:rPr>
+          <w:rtl/>
+          <w:cs/>
           <w:lang w:val="ar_AE" w:bidi="ar_AE"/>
         </w:rPr>
         <w:t>حقائق:</w:t>
@@ -1414,11 +1726,15 @@
       </w:pPr>
       <w:r>
         <w:rPr>
-          <w:lang w:val="ar_AE" w:bidi="ar_AE"/>
-        </w:rPr>
-      </w:r>
-      <w:r>
-        <w:rPr>
+          <w:rtl/>
+          <w:cs/>
+          <w:lang w:val="ar_AE" w:bidi="ar_AE"/>
+        </w:rPr>
+      </w:r>
+      <w:r>
+        <w:rPr>
+          <w:rtl/>
+          <w:cs/>
           <w:lang w:val="ar_AE" w:bidi="ar_AE"/>
         </w:rPr>
         <w:t>يشير مصطلح "الثلج" إلى رقائق بيضاء من الماء المتجمد والتي يمكن أن تسقط من السحب في الأماكن التي تكون فيها درجة حرارة الهواء باردة.</w:t>
@@ -1433,11 +1749,15 @@
       </w:pPr>
       <w:r>
         <w:rPr>
-          <w:lang w:val="ar_AE" w:bidi="ar_AE"/>
-        </w:rPr>
-      </w:r>
-      <w:r>
-        <w:rPr>
+          <w:rtl/>
+          <w:cs/>
+          <w:lang w:val="ar_AE" w:bidi="ar_AE"/>
+        </w:rPr>
+      </w:r>
+      <w:r>
+        <w:rPr>
+          <w:rtl/>
+          <w:cs/>
           <w:lang w:val="ar_AE" w:bidi="ar_AE"/>
         </w:rPr>
         <w:t>يتساقط الثلج في الأماكن ذات الارتفاعات العالية في إسرائيل، لكنه لا يبقى دائمًا على الأرض لفترة طويلة قبل أن يذوب. تميل قمم الجبال إلى الاحتفاظ بالثلج لفترة أطول. أحد الأمثلة على مكان قد ذكر في الكتاب المقدس وهو معروف بوجود الثلج عليه هو جبل لبنان.</w:t>
@@ -1452,11 +1772,15 @@
       </w:pPr>
       <w:r>
         <w:rPr>
-          <w:lang w:val="ar_AE" w:bidi="ar_AE"/>
-        </w:rPr>
-      </w:r>
-      <w:r>
-        <w:rPr>
+          <w:rtl/>
+          <w:cs/>
+          <w:lang w:val="ar_AE" w:bidi="ar_AE"/>
+        </w:rPr>
+      </w:r>
+      <w:r>
+        <w:rPr>
+          <w:rtl/>
+          <w:cs/>
           <w:lang w:val="ar_AE" w:bidi="ar_AE"/>
         </w:rPr>
         <w:t>غالبًا ما يتم مقارنة شيء شديد البياض بلون الثلج. على سبيل المثال، في سفر الرؤيا، وُصفت ثياب وشعر يسوع بأنهما "أبيضان كالثلج".</w:t>
@@ -1471,11 +1795,15 @@
       </w:pPr>
       <w:r>
         <w:rPr>
-          <w:lang w:val="ar_AE" w:bidi="ar_AE"/>
-        </w:rPr>
-      </w:r>
-      <w:r>
-        <w:rPr>
+          <w:rtl/>
+          <w:cs/>
+          <w:lang w:val="ar_AE" w:bidi="ar_AE"/>
+        </w:rPr>
+      </w:r>
+      <w:r>
+        <w:rPr>
+          <w:rtl/>
+          <w:cs/>
           <w:lang w:val="ar_AE" w:bidi="ar_AE"/>
         </w:rPr>
         <w:t>يرمز بياض الثلج أيضًا إلى النقاء والنظافة. على سبيل المثال، تعني العبارة "خطايانا تَبْيَضُّ كالثلج" أن الله سيطهر شعبه تمامًا من خطاياهم.</w:t>
@@ -1490,11 +1818,15 @@
       </w:pPr>
       <w:r>
         <w:rPr>
-          <w:lang w:val="ar_AE" w:bidi="ar_AE"/>
-        </w:rPr>
-      </w:r>
-      <w:r>
-        <w:rPr>
+          <w:rtl/>
+          <w:cs/>
+          <w:lang w:val="ar_AE" w:bidi="ar_AE"/>
+        </w:rPr>
+      </w:r>
+      <w:r>
+        <w:rPr>
+          <w:rtl/>
+          <w:cs/>
           <w:lang w:val="ar_AE" w:bidi="ar_AE"/>
         </w:rPr>
         <w:t>قد تشير بعض اللغات إلى الثلج على أنه "مطر مجمد" أو "رقائق جليدية" أو "رقائق مجمدة".</w:t>
@@ -1509,11 +1841,15 @@
       </w:pPr>
       <w:r>
         <w:rPr>
-          <w:lang w:val="ar_AE" w:bidi="ar_AE"/>
-        </w:rPr>
-      </w:r>
-      <w:r>
-        <w:rPr>
+          <w:rtl/>
+          <w:cs/>
+          <w:lang w:val="ar_AE" w:bidi="ar_AE"/>
+        </w:rPr>
+      </w:r>
+      <w:r>
+        <w:rPr>
+          <w:rtl/>
+          <w:cs/>
           <w:lang w:val="ar_AE" w:bidi="ar_AE"/>
         </w:rPr>
         <w:t>يشير مصطلح "ماء بارد" إلى الماء الناتج عن ذوبان الثلج.</w:t>
@@ -1525,11 +1861,15 @@
       </w:pPr>
       <w:r>
         <w:rPr>
-          <w:lang w:val="ar_AE" w:bidi="ar_AE"/>
-        </w:rPr>
-      </w:r>
-      <w:r>
-        <w:rPr>
+          <w:rtl/>
+          <w:cs/>
+          <w:lang w:val="ar_AE" w:bidi="ar_AE"/>
+        </w:rPr>
+      </w:r>
+      <w:r>
+        <w:rPr>
+          <w:rtl/>
+          <w:cs/>
           <w:lang w:val="ar_AE" w:bidi="ar_AE"/>
         </w:rPr>
         <w:t>(انظر أيضًا: كيفية ترجمة المجهولات)</w:t>
@@ -1541,11 +1881,15 @@
       </w:pPr>
       <w:r>
         <w:rPr>
-          <w:lang w:val="ar_AE" w:bidi="ar_AE"/>
-        </w:rPr>
-      </w:r>
-      <w:r>
-        <w:rPr>
+          <w:rtl/>
+          <w:cs/>
+          <w:lang w:val="ar_AE" w:bidi="ar_AE"/>
+        </w:rPr>
+      </w:r>
+      <w:r>
+        <w:rPr>
+          <w:rtl/>
+          <w:cs/>
           <w:lang w:val="ar_AE" w:bidi="ar_AE"/>
         </w:rPr>
         <w:t>(اقتراحات الترجمة: ترجمة الأسماء)</w:t>
@@ -1557,35 +1901,47 @@
       </w:pPr>
       <w:r>
         <w:rPr>
-          <w:lang w:val="ar_AE" w:bidi="ar_AE"/>
-        </w:rPr>
-      </w:r>
-      <w:r>
-        <w:rPr>
+          <w:rtl/>
+          <w:cs/>
+          <w:lang w:val="ar_AE" w:bidi="ar_AE"/>
+        </w:rPr>
+      </w:r>
+      <w:r>
+        <w:rPr>
+          <w:rtl/>
+          <w:cs/>
           <w:lang w:val="ar_AE" w:bidi="ar_AE"/>
         </w:rPr>
         <w:t xml:space="preserve">(انظر أيضًا: </w:t>
       </w:r>
       <w:r>
         <w:rPr>
+          <w:rtl/>
+          <w:cs/>
           <w:lang w:val="ar_AE" w:bidi="ar_AE"/>
         </w:rPr>
         <w:t>لبنان</w:t>
       </w:r>
       <w:r>
         <w:rPr>
+          <w:rtl/>
+          <w:cs/>
           <w:lang w:val="ar_AE" w:bidi="ar_AE"/>
         </w:rPr>
         <w:t xml:space="preserve">, </w:t>
       </w:r>
       <w:r>
         <w:rPr>
+          <w:rtl/>
+          <w:cs/>
           <w:lang w:val="ar_AE" w:bidi="ar_AE"/>
         </w:rPr>
         <w:t>نقي (طاهر)</w:t>
       </w:r>
       <w:r>
         <w:rPr>
+          <w:rtl/>
+          <w:cs/>
           <w:lang w:val="ar_AE" w:bidi="ar_AE"/>
         </w:rPr>
         <w:t>)</w:t>
@@ -1598,6 +1954,8 @@
       </w:pPr>
       <w:r>
         <w:rPr>
+          <w:rtl/>
+          <w:cs/>
           <w:lang w:val="ar_AE" w:bidi="ar_AE"/>
         </w:rPr>
         <w:t>مراجع الكتاب المقدس:</w:t>
@@ -1612,12 +1970,16 @@
       </w:pPr>
       <w:r>
         <w:rPr>
+          <w:rtl/>
+          <w:cs/>
           <w:lang w:val="ar_AE" w:bidi="ar_AE"/>
         </w:rPr>
       </w:r>
       <w:hyperlink r:id="rId27">
         <w:r>
           <w:rPr>
+            <w:rtl/>
+            <w:cs/>
             <w:lang w:val="ar_AE" w:bidi="ar_AE"/>
           </w:rPr>
           <w:rPr>
@@ -1637,12 +1999,16 @@
       </w:pPr>
       <w:r>
         <w:rPr>
+          <w:rtl/>
+          <w:cs/>
           <w:lang w:val="ar_AE" w:bidi="ar_AE"/>
         </w:rPr>
       </w:r>
       <w:hyperlink r:id="rId28">
         <w:r>
           <w:rPr>
+            <w:rtl/>
+            <w:cs/>
             <w:lang w:val="ar_AE" w:bidi="ar_AE"/>
           </w:rPr>
           <w:rPr>
@@ -1662,12 +2028,16 @@
       </w:pPr>
       <w:r>
         <w:rPr>
+          <w:rtl/>
+          <w:cs/>
           <w:lang w:val="ar_AE" w:bidi="ar_AE"/>
         </w:rPr>
       </w:r>
       <w:hyperlink r:id="rId29">
         <w:r>
           <w:rPr>
+            <w:rtl/>
+            <w:cs/>
             <w:lang w:val="ar_AE" w:bidi="ar_AE"/>
           </w:rPr>
           <w:rPr>
@@ -1687,12 +2057,16 @@
       </w:pPr>
       <w:r>
         <w:rPr>
+          <w:rtl/>
+          <w:cs/>
           <w:lang w:val="ar_AE" w:bidi="ar_AE"/>
         </w:rPr>
       </w:r>
       <w:hyperlink r:id="rId30">
         <w:r>
           <w:rPr>
+            <w:rtl/>
+            <w:cs/>
             <w:lang w:val="ar_AE" w:bidi="ar_AE"/>
           </w:rPr>
           <w:rPr>
@@ -1712,12 +2086,16 @@
       </w:pPr>
       <w:r>
         <w:rPr>
+          <w:rtl/>
+          <w:cs/>
           <w:lang w:val="ar_AE" w:bidi="ar_AE"/>
         </w:rPr>
       </w:r>
       <w:hyperlink r:id="rId31">
         <w:r>
           <w:rPr>
+            <w:rtl/>
+            <w:cs/>
             <w:lang w:val="ar_AE" w:bidi="ar_AE"/>
           </w:rPr>
           <w:rPr>
@@ -1735,6 +2113,8 @@
       </w:pPr>
       <w:r>
         <w:rPr>
+          <w:rtl/>
+          <w:cs/>
           <w:lang w:val="ar_AE" w:bidi="ar_AE"/>
         </w:rPr>
         <w:t>بيانات الكلمة:</w:t>
@@ -1749,32 +2129,42 @@
       </w:pPr>
       <w:r>
         <w:rPr>
-          <w:lang w:val="ar_AE" w:bidi="ar_AE"/>
-        </w:rPr>
-      </w:r>
-      <w:r>
-        <w:rPr>
+          <w:rtl/>
+          <w:cs/>
+          <w:lang w:val="ar_AE" w:bidi="ar_AE"/>
+        </w:rPr>
+      </w:r>
+      <w:r>
+        <w:rPr>
+          <w:rtl/>
+          <w:cs/>
           <w:lang w:val="ar_AE" w:bidi="ar_AE"/>
         </w:rPr>
         <w:t>سترونج: H7949, H7950, H8517, G55100</w:t>
       </w:r>
       <w:r>
         <w:rPr>
-          <w:lang w:val="ar_AE" w:bidi="ar_AE"/>
-        </w:rPr>
-      </w:r>
-      <w:r>
-        <w:rPr>
-          <w:lang w:val="ar_AE" w:bidi="ar_AE"/>
-        </w:rPr>
-      </w:r>
-    </w:p>
-    <w:p>
-      <w:pPr>
-        <w:bidi/>
-      </w:pPr>
-      <w:r>
-        <w:rPr>
+          <w:rtl/>
+          <w:cs/>
+          <w:lang w:val="ar_AE" w:bidi="ar_AE"/>
+        </w:rPr>
+      </w:r>
+      <w:r>
+        <w:rPr>
+          <w:rtl/>
+          <w:cs/>
+          <w:lang w:val="ar_AE" w:bidi="ar_AE"/>
+        </w:rPr>
+      </w:r>
+    </w:p>
+    <w:p>
+      <w:pPr>
+        <w:bidi/>
+      </w:pPr>
+      <w:r>
+        <w:rPr>
+          <w:rtl/>
+          <w:cs/>
           <w:lang w:val="ar_AE" w:bidi="ar_AE"/>
         </w:rPr>
       </w:r>
@@ -1786,12 +2176,16 @@
       </w:pPr>
       <w:r>
         <w:rPr>
+          <w:rtl/>
+          <w:cs/>
           <w:lang w:val="ar_AE" w:bidi="ar_AE"/>
         </w:rPr>
         <w:t>ثمر</w:t>
       </w:r>
       <w:r>
         <w:rPr>
+          <w:rtl/>
+          <w:cs/>
           <w:lang w:val="ar_AE" w:bidi="ar_AE"/>
         </w:rPr>
       </w:r>
@@ -1803,6 +2197,8 @@
       </w:pPr>
       <w:r>
         <w:rPr>
+          <w:rtl/>
+          <w:cs/>
           <w:lang w:val="ar_AE" w:bidi="ar_AE"/>
         </w:rPr>
         <w:t>التعريف:</w:t>
@@ -1814,11 +2210,15 @@
       </w:pPr>
       <w:r>
         <w:rPr>
-          <w:lang w:val="ar_AE" w:bidi="ar_AE"/>
-        </w:rPr>
-      </w:r>
-      <w:r>
-        <w:rPr>
+          <w:rtl/>
+          <w:cs/>
+          <w:lang w:val="ar_AE" w:bidi="ar_AE"/>
+        </w:rPr>
+      </w:r>
+      <w:r>
+        <w:rPr>
+          <w:rtl/>
+          <w:cs/>
           <w:lang w:val="ar_AE" w:bidi="ar_AE"/>
         </w:rPr>
         <w:t>إن مصطلح "ثمر" يشير إلى الجزء من النبات الذي يمكن أكله. كما أن الشيء "المُثْمِر" هو الذي يُنتج الكثير من الثمر. بينما الشيء "غير المُثْمِر" هو الذي لا ينتج ثمرًا.</w:t>
@@ -1833,11 +2233,15 @@
       </w:pPr>
       <w:r>
         <w:rPr>
-          <w:lang w:val="ar_AE" w:bidi="ar_AE"/>
-        </w:rPr>
-      </w:r>
-      <w:r>
-        <w:rPr>
+          <w:rtl/>
+          <w:cs/>
+          <w:lang w:val="ar_AE" w:bidi="ar_AE"/>
+        </w:rPr>
+      </w:r>
+      <w:r>
+        <w:rPr>
+          <w:rtl/>
+          <w:cs/>
           <w:lang w:val="ar_AE" w:bidi="ar_AE"/>
         </w:rPr>
         <w:t>بشكل عام، فإن تعبير "ثمرة شيء ما" يشير إلى أي شيء يأتي من أو ينتج عن شيء آخر. على سبيل المثال، عبارة "ثمرة كل شجرة" تشير إلى الثمر الذي يأتي من هذه الأشجار.</w:t>
@@ -1852,11 +2256,15 @@
       </w:pPr>
       <w:r>
         <w:rPr>
-          <w:lang w:val="ar_AE" w:bidi="ar_AE"/>
-        </w:rPr>
-      </w:r>
-      <w:r>
-        <w:rPr>
+          <w:rtl/>
+          <w:cs/>
+          <w:lang w:val="ar_AE" w:bidi="ar_AE"/>
+        </w:rPr>
+      </w:r>
+      <w:r>
+        <w:rPr>
+          <w:rtl/>
+          <w:cs/>
           <w:lang w:val="ar_AE" w:bidi="ar_AE"/>
         </w:rPr>
         <w:t>تعبير "ثمر الأرض" يشير بشكل عام إلى كل ما تنتجه الأرض ليأكله الناس. وهذا يشمل ليس فقط الفواكه مثل العنب أو التمر، ولكن أيضًا الخضروات والمكسرات والحبوب.</w:t>
@@ -1869,6 +2277,8 @@
       </w:pPr>
       <w:r>
         <w:rPr>
+          <w:rtl/>
+          <w:cs/>
           <w:lang w:val="ar_AE" w:bidi="ar_AE"/>
         </w:rPr>
         <w:t>اقتراحات الترجمة:</w:t>
@@ -1883,11 +2293,15 @@
       </w:pPr>
       <w:r>
         <w:rPr>
-          <w:lang w:val="ar_AE" w:bidi="ar_AE"/>
-        </w:rPr>
-      </w:r>
-      <w:r>
-        <w:rPr>
+          <w:rtl/>
+          <w:cs/>
+          <w:lang w:val="ar_AE" w:bidi="ar_AE"/>
+        </w:rPr>
+      </w:r>
+      <w:r>
+        <w:rPr>
+          <w:rtl/>
+          <w:cs/>
           <w:lang w:val="ar_AE" w:bidi="ar_AE"/>
         </w:rPr>
         <w:t>من الأفضل ترجمة مصطلح "ثمر" باستخدام الكلمة العامة لـ "ثمرة" التي تُستخدم عادةً في اللغة المستخدمة للإشارة إلى الثمرة الصالحة للأكل من الشجر. في العديد من اللغات قد يكون من الطبيعي أكثر استخدام الجمع "ثمار" كلما أشار إلى أكثر من ثمرة واحدة.</w:t>
@@ -1902,11 +2316,15 @@
       </w:pPr>
       <w:r>
         <w:rPr>
-          <w:lang w:val="ar_AE" w:bidi="ar_AE"/>
-        </w:rPr>
-      </w:r>
-      <w:r>
-        <w:rPr>
+          <w:rtl/>
+          <w:cs/>
+          <w:lang w:val="ar_AE" w:bidi="ar_AE"/>
+        </w:rPr>
+      </w:r>
+      <w:r>
+        <w:rPr>
+          <w:rtl/>
+          <w:cs/>
           <w:lang w:val="ar_AE" w:bidi="ar_AE"/>
         </w:rPr>
         <w:t>عند استخدامه حرفيًا، يمكن ترجمة مصطلح "مُثْمِر" إلى "ينتج الكثير من الثمر".</w:t>
@@ -1921,11 +2339,15 @@
       </w:pPr>
       <w:r>
         <w:rPr>
-          <w:lang w:val="ar_AE" w:bidi="ar_AE"/>
-        </w:rPr>
-      </w:r>
-      <w:r>
-        <w:rPr>
+          <w:rtl/>
+          <w:cs/>
+          <w:lang w:val="ar_AE" w:bidi="ar_AE"/>
+        </w:rPr>
+      </w:r>
+      <w:r>
+        <w:rPr>
+          <w:rtl/>
+          <w:cs/>
           <w:lang w:val="ar_AE" w:bidi="ar_AE"/>
         </w:rPr>
         <w:t>يمكن أيضًا ترجمة تعبير "ثمر الأرض" إلي "الطعام الذي تنتجه الأرض" أو "المحاصيل الغذائية التي تنمو في تلك المنطقة".</w:t>
@@ -1940,11 +2362,15 @@
       </w:pPr>
       <w:r>
         <w:rPr>
-          <w:lang w:val="ar_AE" w:bidi="ar_AE"/>
-        </w:rPr>
-      </w:r>
-      <w:r>
-        <w:rPr>
+          <w:rtl/>
+          <w:cs/>
+          <w:lang w:val="ar_AE" w:bidi="ar_AE"/>
+        </w:rPr>
+      </w:r>
+      <w:r>
+        <w:rPr>
+          <w:rtl/>
+          <w:cs/>
           <w:lang w:val="ar_AE" w:bidi="ar_AE"/>
         </w:rPr>
         <w:t>عند استخدامه حرفيًا، يمكن أيضًا ترجمة تعبير "سيكون أكثر إثمارًا" إلى "سينتج المزيد من الثمر".</w:t>
@@ -1956,83 +2382,111 @@
       </w:pPr>
       <w:r>
         <w:rPr>
-          <w:lang w:val="ar_AE" w:bidi="ar_AE"/>
-        </w:rPr>
-      </w:r>
-      <w:r>
-        <w:rPr>
+          <w:rtl/>
+          <w:cs/>
+          <w:lang w:val="ar_AE" w:bidi="ar_AE"/>
+        </w:rPr>
+      </w:r>
+      <w:r>
+        <w:rPr>
+          <w:rtl/>
+          <w:cs/>
           <w:lang w:val="ar_AE" w:bidi="ar_AE"/>
         </w:rPr>
         <w:t xml:space="preserve">(انظر أيضًا: </w:t>
       </w:r>
       <w:r>
         <w:rPr>
+          <w:rtl/>
+          <w:cs/>
           <w:lang w:val="ar_AE" w:bidi="ar_AE"/>
         </w:rPr>
         <w:t>نسل</w:t>
       </w:r>
       <w:r>
         <w:rPr>
+          <w:rtl/>
+          <w:cs/>
           <w:lang w:val="ar_AE" w:bidi="ar_AE"/>
         </w:rPr>
         <w:t xml:space="preserve">، </w:t>
       </w:r>
       <w:r>
         <w:rPr>
+          <w:rtl/>
+          <w:cs/>
           <w:lang w:val="ar_AE" w:bidi="ar_AE"/>
         </w:rPr>
         <w:t>حبوب</w:t>
       </w:r>
       <w:r>
         <w:rPr>
+          <w:rtl/>
+          <w:cs/>
           <w:lang w:val="ar_AE" w:bidi="ar_AE"/>
         </w:rPr>
         <w:t xml:space="preserve">، </w:t>
       </w:r>
       <w:r>
         <w:rPr>
+          <w:rtl/>
+          <w:cs/>
           <w:lang w:val="ar_AE" w:bidi="ar_AE"/>
         </w:rPr>
         <w:t>عنب</w:t>
       </w:r>
       <w:r>
         <w:rPr>
+          <w:rtl/>
+          <w:cs/>
           <w:lang w:val="ar_AE" w:bidi="ar_AE"/>
         </w:rPr>
         <w:t xml:space="preserve">، </w:t>
       </w:r>
       <w:r>
         <w:rPr>
+          <w:rtl/>
+          <w:cs/>
           <w:lang w:val="ar_AE" w:bidi="ar_AE"/>
         </w:rPr>
         <w:t>الروح القدس</w:t>
       </w:r>
       <w:r>
         <w:rPr>
+          <w:rtl/>
+          <w:cs/>
           <w:lang w:val="ar_AE" w:bidi="ar_AE"/>
         </w:rPr>
         <w:t xml:space="preserve">، </w:t>
       </w:r>
       <w:r>
         <w:rPr>
+          <w:rtl/>
+          <w:cs/>
           <w:lang w:val="ar_AE" w:bidi="ar_AE"/>
         </w:rPr>
         <w:t>كرمة</w:t>
       </w:r>
       <w:r>
         <w:rPr>
+          <w:rtl/>
+          <w:cs/>
           <w:lang w:val="ar_AE" w:bidi="ar_AE"/>
         </w:rPr>
         <w:t xml:space="preserve">، </w:t>
       </w:r>
       <w:r>
         <w:rPr>
+          <w:rtl/>
+          <w:cs/>
           <w:lang w:val="ar_AE" w:bidi="ar_AE"/>
         </w:rPr>
         <w:t>رحم</w:t>
       </w:r>
       <w:r>
         <w:rPr>
+          <w:rtl/>
+          <w:cs/>
           <w:lang w:val="ar_AE" w:bidi="ar_AE"/>
         </w:rPr>
         <w:t>)</w:t>
@@ -2045,6 +2499,8 @@
       </w:pPr>
       <w:r>
         <w:rPr>
+          <w:rtl/>
+          <w:cs/>
           <w:lang w:val="ar_AE" w:bidi="ar_AE"/>
         </w:rPr>
         <w:t>مراجع الكتاب المقدس:</w:t>
@@ -2059,12 +2515,16 @@
       </w:pPr>
       <w:r>
         <w:rPr>
+          <w:rtl/>
+          <w:cs/>
           <w:lang w:val="ar_AE" w:bidi="ar_AE"/>
         </w:rPr>
       </w:r>
       <w:hyperlink r:id="rId32">
         <w:r>
           <w:rPr>
+            <w:rtl/>
+            <w:cs/>
             <w:lang w:val="ar_AE" w:bidi="ar_AE"/>
           </w:rPr>
           <w:rPr>
@@ -2084,12 +2544,16 @@
       </w:pPr>
       <w:r>
         <w:rPr>
+          <w:rtl/>
+          <w:cs/>
           <w:lang w:val="ar_AE" w:bidi="ar_AE"/>
         </w:rPr>
       </w:r>
       <w:hyperlink r:id="rId33">
         <w:r>
           <w:rPr>
+            <w:rtl/>
+            <w:cs/>
             <w:lang w:val="ar_AE" w:bidi="ar_AE"/>
           </w:rPr>
           <w:rPr>
@@ -2107,6 +2571,8 @@
       </w:pPr>
       <w:r>
         <w:rPr>
+          <w:rtl/>
+          <w:cs/>
           <w:lang w:val="ar_AE" w:bidi="ar_AE"/>
         </w:rPr>
         <w:t>بيانات الكلمة:</w:t>
@@ -2121,32 +2587,42 @@
       </w:pPr>
       <w:r>
         <w:rPr>
-          <w:lang w:val="ar_AE" w:bidi="ar_AE"/>
-        </w:rPr>
-      </w:r>
-      <w:r>
-        <w:rPr>
+          <w:rtl/>
+          <w:cs/>
+          <w:lang w:val="ar_AE" w:bidi="ar_AE"/>
+        </w:rPr>
+      </w:r>
+      <w:r>
+        <w:rPr>
+          <w:rtl/>
+          <w:cs/>
           <w:lang w:val="ar_AE" w:bidi="ar_AE"/>
         </w:rPr>
         <w:t>سترونج: H0004، H1061، H1063، H1069، H2233، H2981، H3581، H3759، H3899، H3978، H4022، H5108، H6509، H6529، H7019، H8393، H8570، G10810، G25900، G25920، G25930، G37030، G50520، G53520</w:t>
       </w:r>
       <w:r>
         <w:rPr>
-          <w:lang w:val="ar_AE" w:bidi="ar_AE"/>
-        </w:rPr>
-      </w:r>
-      <w:r>
-        <w:rPr>
-          <w:lang w:val="ar_AE" w:bidi="ar_AE"/>
-        </w:rPr>
-      </w:r>
-    </w:p>
-    <w:p>
-      <w:pPr>
-        <w:bidi/>
-      </w:pPr>
-      <w:r>
-        <w:rPr>
+          <w:rtl/>
+          <w:cs/>
+          <w:lang w:val="ar_AE" w:bidi="ar_AE"/>
+        </w:rPr>
+      </w:r>
+      <w:r>
+        <w:rPr>
+          <w:rtl/>
+          <w:cs/>
+          <w:lang w:val="ar_AE" w:bidi="ar_AE"/>
+        </w:rPr>
+      </w:r>
+    </w:p>
+    <w:p>
+      <w:pPr>
+        <w:bidi/>
+      </w:pPr>
+      <w:r>
+        <w:rPr>
+          <w:rtl/>
+          <w:cs/>
           <w:lang w:val="ar_AE" w:bidi="ar_AE"/>
         </w:rPr>
       </w:r>
@@ -2158,12 +2634,16 @@
       </w:pPr>
       <w:r>
         <w:rPr>
+          <w:rtl/>
+          <w:cs/>
           <w:lang w:val="ar_AE" w:bidi="ar_AE"/>
         </w:rPr>
         <w:t>ثَوب</w:t>
       </w:r>
       <w:r>
         <w:rPr>
+          <w:rtl/>
+          <w:cs/>
           <w:lang w:val="ar_AE" w:bidi="ar_AE"/>
         </w:rPr>
       </w:r>
@@ -2175,6 +2655,8 @@
       </w:pPr>
       <w:r>
         <w:rPr>
+          <w:rtl/>
+          <w:cs/>
           <w:lang w:val="ar_AE" w:bidi="ar_AE"/>
         </w:rPr>
         <w:t>التعريف:</w:t>
@@ -2186,11 +2668,15 @@
       </w:pPr>
       <w:r>
         <w:rPr>
-          <w:lang w:val="ar_AE" w:bidi="ar_AE"/>
-        </w:rPr>
-      </w:r>
-      <w:r>
-        <w:rPr>
+          <w:rtl/>
+          <w:cs/>
+          <w:lang w:val="ar_AE" w:bidi="ar_AE"/>
+        </w:rPr>
+      </w:r>
+      <w:r>
+        <w:rPr>
+          <w:rtl/>
+          <w:cs/>
           <w:lang w:val="ar_AE" w:bidi="ar_AE"/>
         </w:rPr>
         <w:t>يشير مصطلح "ثوب"، في الكتاب المقدس، إلى لباس كان يُرتدى ملامسًا للجلد ، وفوقه ملابس أخرى.</w:t>
@@ -2205,11 +2691,15 @@
       </w:pPr>
       <w:r>
         <w:rPr>
-          <w:lang w:val="ar_AE" w:bidi="ar_AE"/>
-        </w:rPr>
-      </w:r>
-      <w:r>
-        <w:rPr>
+          <w:rtl/>
+          <w:cs/>
+          <w:lang w:val="ar_AE" w:bidi="ar_AE"/>
+        </w:rPr>
+      </w:r>
+      <w:r>
+        <w:rPr>
+          <w:rtl/>
+          <w:cs/>
           <w:lang w:val="ar_AE" w:bidi="ar_AE"/>
         </w:rPr>
         <w:t>كان الثوب يمتد من الكتفين إلى الخصر أو إلى الركبتين، وعادة ما كان يُرتدى مع حزام. كانت الثياب التي يرتديها الأثرياء تحتوي أحيانًا على أكمام وتصل إلى الكاحلين.</w:t>
@@ -2224,11 +2714,15 @@
       </w:pPr>
       <w:r>
         <w:rPr>
-          <w:lang w:val="ar_AE" w:bidi="ar_AE"/>
-        </w:rPr>
-      </w:r>
-      <w:r>
-        <w:rPr>
+          <w:rtl/>
+          <w:cs/>
+          <w:lang w:val="ar_AE" w:bidi="ar_AE"/>
+        </w:rPr>
+      </w:r>
+      <w:r>
+        <w:rPr>
+          <w:rtl/>
+          <w:cs/>
           <w:lang w:val="ar_AE" w:bidi="ar_AE"/>
         </w:rPr>
         <w:t>كانت الثياب تُصنع من الجلد أو الوبر أو الصوف أو الكتان، وكان يرتديها كل من الرجال والنساء.</w:t>
@@ -2243,11 +2737,15 @@
       </w:pPr>
       <w:r>
         <w:rPr>
-          <w:lang w:val="ar_AE" w:bidi="ar_AE"/>
-        </w:rPr>
-      </w:r>
-      <w:r>
-        <w:rPr>
+          <w:rtl/>
+          <w:cs/>
+          <w:lang w:val="ar_AE" w:bidi="ar_AE"/>
+        </w:rPr>
+      </w:r>
+      <w:r>
+        <w:rPr>
+          <w:rtl/>
+          <w:cs/>
           <w:lang w:val="ar_AE" w:bidi="ar_AE"/>
         </w:rPr>
         <w:t>عادة ما كان يتم ارتداء الثوب و فوقه ملابس خارجية أطول، مثل السترة أو الرداء الخارجي. أما في الطقس الدافئ، فقد كان الثوب يُرتدى أحيانًا بدون رداء خارجي.</w:t>
@@ -2262,11 +2760,15 @@
       </w:pPr>
       <w:r>
         <w:rPr>
-          <w:lang w:val="ar_AE" w:bidi="ar_AE"/>
-        </w:rPr>
-      </w:r>
-      <w:r>
-        <w:rPr>
+          <w:rtl/>
+          <w:cs/>
+          <w:lang w:val="ar_AE" w:bidi="ar_AE"/>
+        </w:rPr>
+      </w:r>
+      <w:r>
+        <w:rPr>
+          <w:rtl/>
+          <w:cs/>
           <w:lang w:val="ar_AE" w:bidi="ar_AE"/>
         </w:rPr>
         <w:t>يمكن ترجمة هذا المصطلح أيضًا إلى "قميص طويل" أو "ملابس داخلية طويلة" أو "ملابس تشبه القميص". يمكن أيضًا كتابته بطريقة مشابهة لـكلمة "ثوب "، مع وجود ملاحظة لتوضيح نوع الملابس.</w:t>
@@ -2278,11 +2780,15 @@
       </w:pPr>
       <w:r>
         <w:rPr>
-          <w:lang w:val="ar_AE" w:bidi="ar_AE"/>
-        </w:rPr>
-      </w:r>
-      <w:r>
-        <w:rPr>
+          <w:rtl/>
+          <w:cs/>
+          <w:lang w:val="ar_AE" w:bidi="ar_AE"/>
+        </w:rPr>
+      </w:r>
+      <w:r>
+        <w:rPr>
+          <w:rtl/>
+          <w:cs/>
           <w:lang w:val="ar_AE" w:bidi="ar_AE"/>
         </w:rPr>
         <w:t>(انظر أيضًا: كيفية ترجمة المجهولين)</w:t>
@@ -2294,23 +2800,31 @@
       </w:pPr>
       <w:r>
         <w:rPr>
-          <w:lang w:val="ar_AE" w:bidi="ar_AE"/>
-        </w:rPr>
-      </w:r>
-      <w:r>
-        <w:rPr>
+          <w:rtl/>
+          <w:cs/>
+          <w:lang w:val="ar_AE" w:bidi="ar_AE"/>
+        </w:rPr>
+      </w:r>
+      <w:r>
+        <w:rPr>
+          <w:rtl/>
+          <w:cs/>
           <w:lang w:val="ar_AE" w:bidi="ar_AE"/>
         </w:rPr>
         <w:t xml:space="preserve">(انظر أيضًا: </w:t>
       </w:r>
       <w:r>
         <w:rPr>
+          <w:rtl/>
+          <w:cs/>
           <w:lang w:val="ar_AE" w:bidi="ar_AE"/>
         </w:rPr>
         <w:t>رداء</w:t>
       </w:r>
       <w:r>
         <w:rPr>
+          <w:rtl/>
+          <w:cs/>
           <w:lang w:val="ar_AE" w:bidi="ar_AE"/>
         </w:rPr>
         <w:t>)</w:t>
@@ -2323,6 +2837,8 @@
       </w:pPr>
       <w:r>
         <w:rPr>
+          <w:rtl/>
+          <w:cs/>
           <w:lang w:val="ar_AE" w:bidi="ar_AE"/>
         </w:rPr>
         <w:t>نصوص كتابية:</w:t>
@@ -2337,12 +2853,16 @@
       </w:pPr>
       <w:r>
         <w:rPr>
+          <w:rtl/>
+          <w:cs/>
           <w:lang w:val="ar_AE" w:bidi="ar_AE"/>
         </w:rPr>
       </w:r>
       <w:hyperlink r:id="rId34">
         <w:r>
           <w:rPr>
+            <w:rtl/>
+            <w:cs/>
             <w:lang w:val="ar_AE" w:bidi="ar_AE"/>
           </w:rPr>
           <w:rPr>
@@ -2362,12 +2882,16 @@
       </w:pPr>
       <w:r>
         <w:rPr>
+          <w:rtl/>
+          <w:cs/>
           <w:lang w:val="ar_AE" w:bidi="ar_AE"/>
         </w:rPr>
       </w:r>
       <w:hyperlink r:id="rId35">
         <w:r>
           <w:rPr>
+            <w:rtl/>
+            <w:cs/>
             <w:lang w:val="ar_AE" w:bidi="ar_AE"/>
           </w:rPr>
           <w:rPr>
@@ -2387,12 +2911,16 @@
       </w:pPr>
       <w:r>
         <w:rPr>
+          <w:rtl/>
+          <w:cs/>
           <w:lang w:val="ar_AE" w:bidi="ar_AE"/>
         </w:rPr>
       </w:r>
       <w:hyperlink r:id="rId36">
         <w:r>
           <w:rPr>
+            <w:rtl/>
+            <w:cs/>
             <w:lang w:val="ar_AE" w:bidi="ar_AE"/>
           </w:rPr>
           <w:rPr>
@@ -2412,12 +2940,16 @@
       </w:pPr>
       <w:r>
         <w:rPr>
+          <w:rtl/>
+          <w:cs/>
           <w:lang w:val="ar_AE" w:bidi="ar_AE"/>
         </w:rPr>
       </w:r>
       <w:hyperlink r:id="rId37">
         <w:r>
           <w:rPr>
+            <w:rtl/>
+            <w:cs/>
             <w:lang w:val="ar_AE" w:bidi="ar_AE"/>
           </w:rPr>
           <w:rPr>
@@ -2437,12 +2969,16 @@
       </w:pPr>
       <w:r>
         <w:rPr>
+          <w:rtl/>
+          <w:cs/>
           <w:lang w:val="ar_AE" w:bidi="ar_AE"/>
         </w:rPr>
       </w:r>
       <w:hyperlink r:id="rId38">
         <w:r>
           <w:rPr>
+            <w:rtl/>
+            <w:cs/>
             <w:lang w:val="ar_AE" w:bidi="ar_AE"/>
           </w:rPr>
           <w:rPr>
@@ -2462,12 +2998,16 @@
       </w:pPr>
       <w:r>
         <w:rPr>
+          <w:rtl/>
+          <w:cs/>
           <w:lang w:val="ar_AE" w:bidi="ar_AE"/>
         </w:rPr>
       </w:r>
       <w:hyperlink r:id="rId39">
         <w:r>
           <w:rPr>
+            <w:rtl/>
+            <w:cs/>
             <w:lang w:val="ar_AE" w:bidi="ar_AE"/>
           </w:rPr>
           <w:rPr>
@@ -2485,6 +3025,8 @@
       </w:pPr>
       <w:r>
         <w:rPr>
+          <w:rtl/>
+          <w:cs/>
           <w:lang w:val="ar_AE" w:bidi="ar_AE"/>
         </w:rPr>
         <w:t>بيانات الكلمة:</w:t>
@@ -2499,22 +3041,30 @@
       </w:pPr>
       <w:r>
         <w:rPr>
-          <w:lang w:val="ar_AE" w:bidi="ar_AE"/>
-        </w:rPr>
-      </w:r>
-      <w:r>
-        <w:rPr>
+          <w:rtl/>
+          <w:cs/>
+          <w:lang w:val="ar_AE" w:bidi="ar_AE"/>
+        </w:rPr>
+      </w:r>
+      <w:r>
+        <w:rPr>
+          <w:rtl/>
+          <w:cs/>
           <w:lang w:val="ar_AE" w:bidi="ar_AE"/>
         </w:rPr>
         <w:t>سترونج: H2243, H3801, H6361, G55090</w:t>
       </w:r>
       <w:r>
         <w:rPr>
-          <w:lang w:val="ar_AE" w:bidi="ar_AE"/>
-        </w:rPr>
-      </w:r>
-      <w:r>
-        <w:rPr>
+          <w:rtl/>
+          <w:cs/>
+          <w:lang w:val="ar_AE" w:bidi="ar_AE"/>
+        </w:rPr>
+      </w:r>
+      <w:r>
+        <w:rPr>
+          <w:rtl/>
+          <w:cs/>
           <w:lang w:val="ar_AE" w:bidi="ar_AE"/>
         </w:rPr>
       </w:r>

--- a/arb/docx/024.content.docx
+++ b/arb/docx/024.content.docx
@@ -564,20 +564,14 @@
           <w:lang w:val="ar_AE" w:bidi="ar_AE"/>
         </w:rPr>
       </w:r>
-      <w:hyperlink r:id="rId13">
-        <w:r>
-          <w:rPr>
-            <w:rtl/>
-            <w:cs/>
-            <w:lang w:val="ar_AE" w:bidi="ar_AE"/>
-          </w:rPr>
-          <w:rPr>
-            <w:color w:val="0000EE"/>
-            <w:u w:val="single"/>
-          </w:rPr>
-          <w:t>1 أخبار الأيام 2: 4</w:t>
-        </w:r>
-      </w:hyperlink>
+      <w:r>
+        <w:rPr>
+          <w:rtl/>
+          <w:cs/>
+          <w:lang w:val="ar_AE" w:bidi="ar_AE"/>
+        </w:rPr>
+        <w:t>1 أخبار الأيام 2: 4</w:t>
+      </w:r>
     </w:p>
     <w:p>
       <w:pPr>
@@ -593,20 +587,14 @@
           <w:lang w:val="ar_AE" w:bidi="ar_AE"/>
         </w:rPr>
       </w:r>
-      <w:hyperlink r:id="rId14">
-        <w:r>
-          <w:rPr>
-            <w:rtl/>
-            <w:cs/>
-            <w:lang w:val="ar_AE" w:bidi="ar_AE"/>
-          </w:rPr>
-          <w:rPr>
-            <w:color w:val="0000EE"/>
-            <w:u w:val="single"/>
-          </w:rPr>
-          <w:t>2 صموئيل 13: 2</w:t>
-        </w:r>
-      </w:hyperlink>
+      <w:r>
+        <w:rPr>
+          <w:rtl/>
+          <w:cs/>
+          <w:lang w:val="ar_AE" w:bidi="ar_AE"/>
+        </w:rPr>
+        <w:t>2 صموئيل 13: 2</w:t>
+      </w:r>
     </w:p>
     <w:p>
       <w:pPr>
@@ -622,20 +610,14 @@
           <w:lang w:val="ar_AE" w:bidi="ar_AE"/>
         </w:rPr>
       </w:r>
-      <w:hyperlink r:id="rId15">
-        <w:r>
-          <w:rPr>
-            <w:rtl/>
-            <w:cs/>
-            <w:lang w:val="ar_AE" w:bidi="ar_AE"/>
-          </w:rPr>
-          <w:rPr>
-            <w:color w:val="0000EE"/>
-            <w:u w:val="single"/>
-          </w:rPr>
-          <w:t>2 صموئيل 14: 25–27</w:t>
-        </w:r>
-      </w:hyperlink>
+      <w:r>
+        <w:rPr>
+          <w:rtl/>
+          <w:cs/>
+          <w:lang w:val="ar_AE" w:bidi="ar_AE"/>
+        </w:rPr>
+        <w:t>2 صموئيل 14: 25–27</w:t>
+      </w:r>
     </w:p>
     <w:p>
       <w:pPr>
@@ -651,20 +633,14 @@
           <w:lang w:val="ar_AE" w:bidi="ar_AE"/>
         </w:rPr>
       </w:r>
-      <w:hyperlink r:id="rId16">
-        <w:r>
-          <w:rPr>
-            <w:rtl/>
-            <w:cs/>
-            <w:lang w:val="ar_AE" w:bidi="ar_AE"/>
-          </w:rPr>
-          <w:rPr>
-            <w:color w:val="0000EE"/>
-            <w:u w:val="single"/>
-          </w:rPr>
-          <w:t>تكوين 38: 6–7</w:t>
-        </w:r>
-      </w:hyperlink>
+      <w:r>
+        <w:rPr>
+          <w:rtl/>
+          <w:cs/>
+          <w:lang w:val="ar_AE" w:bidi="ar_AE"/>
+        </w:rPr>
+        <w:t>تكوين 38: 6–7</w:t>
+      </w:r>
     </w:p>
     <w:p>
       <w:pPr>
@@ -680,20 +656,14 @@
           <w:lang w:val="ar_AE" w:bidi="ar_AE"/>
         </w:rPr>
       </w:r>
-      <w:hyperlink r:id="rId17">
-        <w:r>
-          <w:rPr>
-            <w:rtl/>
-            <w:cs/>
-            <w:lang w:val="ar_AE" w:bidi="ar_AE"/>
-          </w:rPr>
-          <w:rPr>
-            <w:color w:val="0000EE"/>
-            <w:u w:val="single"/>
-          </w:rPr>
-          <w:t>تكوين 38: 24</w:t>
-        </w:r>
-      </w:hyperlink>
+      <w:r>
+        <w:rPr>
+          <w:rtl/>
+          <w:cs/>
+          <w:lang w:val="ar_AE" w:bidi="ar_AE"/>
+        </w:rPr>
+        <w:t>تكوين 38: 24</w:t>
+      </w:r>
     </w:p>
     <w:p>
       <w:pPr>
@@ -709,20 +679,14 @@
           <w:lang w:val="ar_AE" w:bidi="ar_AE"/>
         </w:rPr>
       </w:r>
-      <w:hyperlink r:id="rId18">
-        <w:r>
-          <w:rPr>
-            <w:rtl/>
-            <w:cs/>
-            <w:lang w:val="ar_AE" w:bidi="ar_AE"/>
-          </w:rPr>
-          <w:rPr>
-            <w:color w:val="0000EE"/>
-            <w:u w:val="single"/>
-          </w:rPr>
-          <w:t>راعوث 4: 12</w:t>
-        </w:r>
-      </w:hyperlink>
+      <w:r>
+        <w:rPr>
+          <w:rtl/>
+          <w:cs/>
+          <w:lang w:val="ar_AE" w:bidi="ar_AE"/>
+        </w:rPr>
+        <w:t>راعوث 4: 12</w:t>
+      </w:r>
     </w:p>
     <w:p>
       <w:pPr>
@@ -738,20 +702,14 @@
           <w:lang w:val="ar_AE" w:bidi="ar_AE"/>
         </w:rPr>
       </w:r>
-      <w:hyperlink r:id="rId19">
-        <w:r>
-          <w:rPr>
-            <w:rtl/>
-            <w:cs/>
-            <w:lang w:val="ar_AE" w:bidi="ar_AE"/>
-          </w:rPr>
-          <w:rPr>
-            <w:color w:val="0000EE"/>
-            <w:u w:val="single"/>
-          </w:rPr>
-          <w:t>متى 1: 1–3</w:t>
-        </w:r>
-      </w:hyperlink>
+      <w:r>
+        <w:rPr>
+          <w:rtl/>
+          <w:cs/>
+          <w:lang w:val="ar_AE" w:bidi="ar_AE"/>
+        </w:rPr>
+        <w:t>متى 1: 1–3</w:t>
+      </w:r>
     </w:p>
     <w:p>
       <w:pPr>
@@ -1190,20 +1148,14 @@
           <w:lang w:val="ar_AE" w:bidi="ar_AE"/>
         </w:rPr>
       </w:r>
-      <w:hyperlink r:id="rId20">
-        <w:r>
-          <w:rPr>
-            <w:rtl/>
-            <w:cs/>
-            <w:lang w:val="ar_AE" w:bidi="ar_AE"/>
-          </w:rPr>
-          <w:rPr>
-            <w:color w:val="0000EE"/>
-            <w:u w:val="single"/>
-          </w:rPr>
-          <w:t xml:space="preserve"> أخبار الأيام الأول9 :22–24 </w:t>
-        </w:r>
-      </w:hyperlink>
+      <w:r>
+        <w:rPr>
+          <w:rtl/>
+          <w:cs/>
+          <w:lang w:val="ar_AE" w:bidi="ar_AE"/>
+        </w:rPr>
+        <w:t xml:space="preserve"> أخبار الأيام الأول9 :22–24 </w:t>
+      </w:r>
     </w:p>
     <w:p>
       <w:pPr>
@@ -1219,20 +1171,14 @@
           <w:lang w:val="ar_AE" w:bidi="ar_AE"/>
         </w:rPr>
       </w:r>
-      <w:hyperlink r:id="rId21">
-        <w:r>
-          <w:rPr>
-            <w:rtl/>
-            <w:cs/>
-            <w:lang w:val="ar_AE" w:bidi="ar_AE"/>
-          </w:rPr>
-          <w:rPr>
-            <w:color w:val="0000EE"/>
-            <w:u w:val="single"/>
-          </w:rPr>
-          <w:t>تيموثاوس الأولى4 :9</w:t>
-        </w:r>
-      </w:hyperlink>
+      <w:r>
+        <w:rPr>
+          <w:rtl/>
+          <w:cs/>
+          <w:lang w:val="ar_AE" w:bidi="ar_AE"/>
+        </w:rPr>
+        <w:t>تيموثاوس الأولى4 :9</w:t>
+      </w:r>
     </w:p>
     <w:p>
       <w:pPr>
@@ -1248,20 +1194,14 @@
           <w:lang w:val="ar_AE" w:bidi="ar_AE"/>
         </w:rPr>
       </w:r>
-      <w:hyperlink r:id="rId22">
-        <w:r>
-          <w:rPr>
-            <w:rtl/>
-            <w:cs/>
-            <w:lang w:val="ar_AE" w:bidi="ar_AE"/>
-          </w:rPr>
-          <w:rPr>
-            <w:color w:val="0000EE"/>
-            <w:u w:val="single"/>
-          </w:rPr>
-          <w:t>هوشع10 :12–13</w:t>
-        </w:r>
-      </w:hyperlink>
+      <w:r>
+        <w:rPr>
+          <w:rtl/>
+          <w:cs/>
+          <w:lang w:val="ar_AE" w:bidi="ar_AE"/>
+        </w:rPr>
+        <w:t>هوشع10 :12–13</w:t>
+      </w:r>
     </w:p>
     <w:p>
       <w:pPr>
@@ -1277,20 +1217,14 @@
           <w:lang w:val="ar_AE" w:bidi="ar_AE"/>
         </w:rPr>
       </w:r>
-      <w:hyperlink r:id="rId23">
-        <w:r>
-          <w:rPr>
-            <w:rtl/>
-            <w:cs/>
-            <w:lang w:val="ar_AE" w:bidi="ar_AE"/>
-          </w:rPr>
-          <w:rPr>
-            <w:color w:val="0000EE"/>
-            <w:u w:val="single"/>
-          </w:rPr>
-          <w:t>إشعياء31 :1–2</w:t>
-        </w:r>
-      </w:hyperlink>
+      <w:r>
+        <w:rPr>
+          <w:rtl/>
+          <w:cs/>
+          <w:lang w:val="ar_AE" w:bidi="ar_AE"/>
+        </w:rPr>
+        <w:t>إشعياء31 :1–2</w:t>
+      </w:r>
     </w:p>
     <w:p>
       <w:pPr>
@@ -1306,20 +1240,14 @@
           <w:lang w:val="ar_AE" w:bidi="ar_AE"/>
         </w:rPr>
       </w:r>
-      <w:hyperlink r:id="rId24">
-        <w:r>
-          <w:rPr>
-            <w:rtl/>
-            <w:cs/>
-            <w:lang w:val="ar_AE" w:bidi="ar_AE"/>
-          </w:rPr>
-          <w:rPr>
-            <w:color w:val="0000EE"/>
-            <w:u w:val="single"/>
-          </w:rPr>
-          <w:t>نحميا13 :13</w:t>
-        </w:r>
-      </w:hyperlink>
+      <w:r>
+        <w:rPr>
+          <w:rtl/>
+          <w:cs/>
+          <w:lang w:val="ar_AE" w:bidi="ar_AE"/>
+        </w:rPr>
+        <w:t>نحميا13 :13</w:t>
+      </w:r>
     </w:p>
     <w:p>
       <w:pPr>
@@ -1335,20 +1263,14 @@
           <w:lang w:val="ar_AE" w:bidi="ar_AE"/>
         </w:rPr>
       </w:r>
-      <w:hyperlink r:id="rId25">
-        <w:r>
-          <w:rPr>
-            <w:rtl/>
-            <w:cs/>
-            <w:lang w:val="ar_AE" w:bidi="ar_AE"/>
-          </w:rPr>
-          <w:rPr>
-            <w:color w:val="0000EE"/>
-            <w:u w:val="single"/>
-          </w:rPr>
-          <w:t>مزمور31 :5</w:t>
-        </w:r>
-      </w:hyperlink>
+      <w:r>
+        <w:rPr>
+          <w:rtl/>
+          <w:cs/>
+          <w:lang w:val="ar_AE" w:bidi="ar_AE"/>
+        </w:rPr>
+        <w:t>مزمور31 :5</w:t>
+      </w:r>
     </w:p>
     <w:p>
       <w:pPr>
@@ -1364,20 +1286,14 @@
           <w:lang w:val="ar_AE" w:bidi="ar_AE"/>
         </w:rPr>
       </w:r>
-      <w:hyperlink r:id="rId26">
-        <w:r>
-          <w:rPr>
-            <w:rtl/>
-            <w:cs/>
-            <w:lang w:val="ar_AE" w:bidi="ar_AE"/>
-          </w:rPr>
-          <w:rPr>
-            <w:color w:val="0000EE"/>
-            <w:u w:val="single"/>
-          </w:rPr>
-          <w:t>تيطس3 :8</w:t>
-        </w:r>
-      </w:hyperlink>
+      <w:r>
+        <w:rPr>
+          <w:rtl/>
+          <w:cs/>
+          <w:lang w:val="ar_AE" w:bidi="ar_AE"/>
+        </w:rPr>
+        <w:t>تيطس3 :8</w:t>
+      </w:r>
     </w:p>
     <w:p>
       <w:pPr>
@@ -1975,20 +1891,14 @@
           <w:lang w:val="ar_AE" w:bidi="ar_AE"/>
         </w:rPr>
       </w:r>
-      <w:hyperlink r:id="rId27">
-        <w:r>
-          <w:rPr>
-            <w:rtl/>
-            <w:cs/>
-            <w:lang w:val="ar_AE" w:bidi="ar_AE"/>
-          </w:rPr>
-          <w:rPr>
-            <w:color w:val="0000EE"/>
-            <w:u w:val="single"/>
-          </w:rPr>
-          <w:t>خروج 4: 6</w:t>
-        </w:r>
-      </w:hyperlink>
+      <w:r>
+        <w:rPr>
+          <w:rtl/>
+          <w:cs/>
+          <w:lang w:val="ar_AE" w:bidi="ar_AE"/>
+        </w:rPr>
+        <w:t>خروج 4: 6</w:t>
+      </w:r>
     </w:p>
     <w:p>
       <w:pPr>
@@ -2004,20 +1914,14 @@
           <w:lang w:val="ar_AE" w:bidi="ar_AE"/>
         </w:rPr>
       </w:r>
-      <w:hyperlink r:id="rId28">
-        <w:r>
-          <w:rPr>
-            <w:rtl/>
-            <w:cs/>
-            <w:lang w:val="ar_AE" w:bidi="ar_AE"/>
-          </w:rPr>
-          <w:rPr>
-            <w:color w:val="0000EE"/>
-            <w:u w:val="single"/>
-          </w:rPr>
-          <w:t>أيوب 37: 4–6</w:t>
-        </w:r>
-      </w:hyperlink>
+      <w:r>
+        <w:rPr>
+          <w:rtl/>
+          <w:cs/>
+          <w:lang w:val="ar_AE" w:bidi="ar_AE"/>
+        </w:rPr>
+        <w:t>أيوب 37: 4–6</w:t>
+      </w:r>
     </w:p>
     <w:p>
       <w:pPr>
@@ -2033,20 +1937,14 @@
           <w:lang w:val="ar_AE" w:bidi="ar_AE"/>
         </w:rPr>
       </w:r>
-      <w:hyperlink r:id="rId29">
-        <w:r>
-          <w:rPr>
-            <w:rtl/>
-            <w:cs/>
-            <w:lang w:val="ar_AE" w:bidi="ar_AE"/>
-          </w:rPr>
-          <w:rPr>
-            <w:color w:val="0000EE"/>
-            <w:u w:val="single"/>
-          </w:rPr>
-          <w:t>متى 28: 3</w:t>
-        </w:r>
-      </w:hyperlink>
+      <w:r>
+        <w:rPr>
+          <w:rtl/>
+          <w:cs/>
+          <w:lang w:val="ar_AE" w:bidi="ar_AE"/>
+        </w:rPr>
+        <w:t>متى 28: 3</w:t>
+      </w:r>
     </w:p>
     <w:p>
       <w:pPr>
@@ -2062,20 +1960,14 @@
           <w:lang w:val="ar_AE" w:bidi="ar_AE"/>
         </w:rPr>
       </w:r>
-      <w:hyperlink r:id="rId30">
-        <w:r>
-          <w:rPr>
-            <w:rtl/>
-            <w:cs/>
-            <w:lang w:val="ar_AE" w:bidi="ar_AE"/>
-          </w:rPr>
-          <w:rPr>
-            <w:color w:val="0000EE"/>
-            <w:u w:val="single"/>
-          </w:rPr>
-          <w:t>مزامير 147: 16</w:t>
-        </w:r>
-      </w:hyperlink>
+      <w:r>
+        <w:rPr>
+          <w:rtl/>
+          <w:cs/>
+          <w:lang w:val="ar_AE" w:bidi="ar_AE"/>
+        </w:rPr>
+        <w:t>مزامير 147: 16</w:t>
+      </w:r>
     </w:p>
     <w:p>
       <w:pPr>
@@ -2091,20 +1983,14 @@
           <w:lang w:val="ar_AE" w:bidi="ar_AE"/>
         </w:rPr>
       </w:r>
-      <w:hyperlink r:id="rId31">
-        <w:r>
-          <w:rPr>
-            <w:rtl/>
-            <w:cs/>
-            <w:lang w:val="ar_AE" w:bidi="ar_AE"/>
-          </w:rPr>
-          <w:rPr>
-            <w:color w:val="0000EE"/>
-            <w:u w:val="single"/>
-          </w:rPr>
-          <w:t>رؤيا 1: 14</w:t>
-        </w:r>
-      </w:hyperlink>
+      <w:r>
+        <w:rPr>
+          <w:rtl/>
+          <w:cs/>
+          <w:lang w:val="ar_AE" w:bidi="ar_AE"/>
+        </w:rPr>
+        <w:t>رؤيا 1: 14</w:t>
+      </w:r>
     </w:p>
     <w:p>
       <w:pPr>
@@ -2520,20 +2406,14 @@
           <w:lang w:val="ar_AE" w:bidi="ar_AE"/>
         </w:rPr>
       </w:r>
-      <w:hyperlink r:id="rId32">
-        <w:r>
-          <w:rPr>
-            <w:rtl/>
-            <w:cs/>
-            <w:lang w:val="ar_AE" w:bidi="ar_AE"/>
-          </w:rPr>
-          <w:rPr>
-            <w:color w:val="0000EE"/>
-            <w:u w:val="single"/>
-          </w:rPr>
-          <w:t>تكوين 1: 11</w:t>
-        </w:r>
-      </w:hyperlink>
+      <w:r>
+        <w:rPr>
+          <w:rtl/>
+          <w:cs/>
+          <w:lang w:val="ar_AE" w:bidi="ar_AE"/>
+        </w:rPr>
+        <w:t>تكوين 1: 11</w:t>
+      </w:r>
     </w:p>
     <w:p>
       <w:pPr>
@@ -2549,20 +2429,14 @@
           <w:lang w:val="ar_AE" w:bidi="ar_AE"/>
         </w:rPr>
       </w:r>
-      <w:hyperlink r:id="rId33">
-        <w:r>
-          <w:rPr>
-            <w:rtl/>
-            <w:cs/>
-            <w:lang w:val="ar_AE" w:bidi="ar_AE"/>
-          </w:rPr>
-          <w:rPr>
-            <w:color w:val="0000EE"/>
-            <w:u w:val="single"/>
-          </w:rPr>
-          <w:t>متى 7: 17</w:t>
-        </w:r>
-      </w:hyperlink>
+      <w:r>
+        <w:rPr>
+          <w:rtl/>
+          <w:cs/>
+          <w:lang w:val="ar_AE" w:bidi="ar_AE"/>
+        </w:rPr>
+        <w:t>متى 7: 17</w:t>
+      </w:r>
     </w:p>
     <w:p>
       <w:pPr>
@@ -2858,20 +2732,14 @@
           <w:lang w:val="ar_AE" w:bidi="ar_AE"/>
         </w:rPr>
       </w:r>
-      <w:hyperlink r:id="rId34">
-        <w:r>
-          <w:rPr>
-            <w:rtl/>
-            <w:cs/>
-            <w:lang w:val="ar_AE" w:bidi="ar_AE"/>
-          </w:rPr>
-          <w:rPr>
-            <w:color w:val="0000EE"/>
-            <w:u w:val="single"/>
-          </w:rPr>
-          <w:t>دانيال3 :21–23</w:t>
-        </w:r>
-      </w:hyperlink>
+      <w:r>
+        <w:rPr>
+          <w:rtl/>
+          <w:cs/>
+          <w:lang w:val="ar_AE" w:bidi="ar_AE"/>
+        </w:rPr>
+        <w:t>دانيال3 :21–23</w:t>
+      </w:r>
     </w:p>
     <w:p>
       <w:pPr>
@@ -2887,20 +2755,14 @@
           <w:lang w:val="ar_AE" w:bidi="ar_AE"/>
         </w:rPr>
       </w:r>
-      <w:hyperlink r:id="rId35">
-        <w:r>
-          <w:rPr>
-            <w:rtl/>
-            <w:cs/>
-            <w:lang w:val="ar_AE" w:bidi="ar_AE"/>
-          </w:rPr>
-          <w:rPr>
-            <w:color w:val="0000EE"/>
-            <w:u w:val="single"/>
-          </w:rPr>
-          <w:t>إشعياء22 :21</w:t>
-        </w:r>
-      </w:hyperlink>
+      <w:r>
+        <w:rPr>
+          <w:rtl/>
+          <w:cs/>
+          <w:lang w:val="ar_AE" w:bidi="ar_AE"/>
+        </w:rPr>
+        <w:t>إشعياء22 :21</w:t>
+      </w:r>
     </w:p>
     <w:p>
       <w:pPr>
@@ -2916,20 +2778,14 @@
           <w:lang w:val="ar_AE" w:bidi="ar_AE"/>
         </w:rPr>
       </w:r>
-      <w:hyperlink r:id="rId36">
-        <w:r>
-          <w:rPr>
-            <w:rtl/>
-            <w:cs/>
-            <w:lang w:val="ar_AE" w:bidi="ar_AE"/>
-          </w:rPr>
-          <w:rPr>
-            <w:color w:val="0000EE"/>
-            <w:u w:val="single"/>
-          </w:rPr>
-          <w:t>لاويين8 :12–13</w:t>
-        </w:r>
-      </w:hyperlink>
+      <w:r>
+        <w:rPr>
+          <w:rtl/>
+          <w:cs/>
+          <w:lang w:val="ar_AE" w:bidi="ar_AE"/>
+        </w:rPr>
+        <w:t>لاويين8 :12–13</w:t>
+      </w:r>
     </w:p>
     <w:p>
       <w:pPr>
@@ -2945,20 +2801,14 @@
           <w:lang w:val="ar_AE" w:bidi="ar_AE"/>
         </w:rPr>
       </w:r>
-      <w:hyperlink r:id="rId37">
-        <w:r>
-          <w:rPr>
-            <w:rtl/>
-            <w:cs/>
-            <w:lang w:val="ar_AE" w:bidi="ar_AE"/>
-          </w:rPr>
-          <w:rPr>
-            <w:color w:val="0000EE"/>
-            <w:u w:val="single"/>
-          </w:rPr>
-          <w:t>لوقا3 :11</w:t>
-        </w:r>
-      </w:hyperlink>
+      <w:r>
+        <w:rPr>
+          <w:rtl/>
+          <w:cs/>
+          <w:lang w:val="ar_AE" w:bidi="ar_AE"/>
+        </w:rPr>
+        <w:t>لوقا3 :11</w:t>
+      </w:r>
     </w:p>
     <w:p>
       <w:pPr>
@@ -2974,20 +2824,14 @@
           <w:lang w:val="ar_AE" w:bidi="ar_AE"/>
         </w:rPr>
       </w:r>
-      <w:hyperlink r:id="rId38">
-        <w:r>
-          <w:rPr>
-            <w:rtl/>
-            <w:cs/>
-            <w:lang w:val="ar_AE" w:bidi="ar_AE"/>
-          </w:rPr>
-          <w:rPr>
-            <w:color w:val="0000EE"/>
-            <w:u w:val="single"/>
-          </w:rPr>
-          <w:t>مرقس6 :7–9</w:t>
-        </w:r>
-      </w:hyperlink>
+      <w:r>
+        <w:rPr>
+          <w:rtl/>
+          <w:cs/>
+          <w:lang w:val="ar_AE" w:bidi="ar_AE"/>
+        </w:rPr>
+        <w:t>مرقس6 :7–9</w:t>
+      </w:r>
     </w:p>
     <w:p>
       <w:pPr>
@@ -3003,20 +2847,14 @@
           <w:lang w:val="ar_AE" w:bidi="ar_AE"/>
         </w:rPr>
       </w:r>
-      <w:hyperlink r:id="rId39">
-        <w:r>
-          <w:rPr>
-            <w:rtl/>
-            <w:cs/>
-            <w:lang w:val="ar_AE" w:bidi="ar_AE"/>
-          </w:rPr>
-          <w:rPr>
-            <w:color w:val="0000EE"/>
-            <w:u w:val="single"/>
-          </w:rPr>
-          <w:t>متى10 :10</w:t>
-        </w:r>
-      </w:hyperlink>
+      <w:r>
+        <w:rPr>
+          <w:rtl/>
+          <w:cs/>
+          <w:lang w:val="ar_AE" w:bidi="ar_AE"/>
+        </w:rPr>
+        <w:t>متى10 :10</w:t>
+      </w:r>
     </w:p>
     <w:p>
       <w:pPr>

--- a/arb/docx/024.content.docx
+++ b/arb/docx/024.content.docx
@@ -417,6 +417,22 @@
           <w:cs/>
           <w:lang w:val="ar_AE" w:bidi="ar_AE"/>
         </w:rPr>
+        <w:t xml:space="preserve">, سلف, </w:t>
+      </w:r>
+      <w:r>
+        <w:rPr>
+          <w:rtl/>
+          <w:cs/>
+          <w:lang w:val="ar_AE" w:bidi="ar_AE"/>
+        </w:rPr>
+        <w:t>أمنون</w:t>
+      </w:r>
+      <w:r>
+        <w:rPr>
+          <w:rtl/>
+          <w:cs/>
+          <w:lang w:val="ar_AE" w:bidi="ar_AE"/>
+        </w:rPr>
         <w:t xml:space="preserve">, </w:t>
       </w:r>
       <w:r>
@@ -425,38 +441,6 @@
           <w:cs/>
           <w:lang w:val="ar_AE" w:bidi="ar_AE"/>
         </w:rPr>
-        <w:t>سلف</w:t>
-      </w:r>
-      <w:r>
-        <w:rPr>
-          <w:rtl/>
-          <w:cs/>
-          <w:lang w:val="ar_AE" w:bidi="ar_AE"/>
-        </w:rPr>
-        <w:t xml:space="preserve">, </w:t>
-      </w:r>
-      <w:r>
-        <w:rPr>
-          <w:rtl/>
-          <w:cs/>
-          <w:lang w:val="ar_AE" w:bidi="ar_AE"/>
-        </w:rPr>
-        <w:t>أمنون</w:t>
-      </w:r>
-      <w:r>
-        <w:rPr>
-          <w:rtl/>
-          <w:cs/>
-          <w:lang w:val="ar_AE" w:bidi="ar_AE"/>
-        </w:rPr>
-        <w:t xml:space="preserve">, </w:t>
-      </w:r>
-      <w:r>
-        <w:rPr>
-          <w:rtl/>
-          <w:cs/>
-          <w:lang w:val="ar_AE" w:bidi="ar_AE"/>
-        </w:rPr>
         <w:t>داود</w:t>
       </w:r>
       <w:r>
@@ -465,23 +449,7 @@
           <w:cs/>
           <w:lang w:val="ar_AE" w:bidi="ar_AE"/>
         </w:rPr>
-        <w:t xml:space="preserve">, </w:t>
-      </w:r>
-      <w:r>
-        <w:rPr>
-          <w:rtl/>
-          <w:cs/>
-          <w:lang w:val="ar_AE" w:bidi="ar_AE"/>
-        </w:rPr>
-        <w:t>سلف</w:t>
-      </w:r>
-      <w:r>
-        <w:rPr>
-          <w:rtl/>
-          <w:cs/>
-          <w:lang w:val="ar_AE" w:bidi="ar_AE"/>
-        </w:rPr>
-        <w:t xml:space="preserve">, </w:t>
+        <w:t xml:space="preserve">, سلف, </w:t>
       </w:r>
       <w:r>
         <w:rPr>
@@ -1053,6 +1021,22 @@
           <w:cs/>
           <w:lang w:val="ar_AE" w:bidi="ar_AE"/>
         </w:rPr>
+        <w:t xml:space="preserve">, ثقة, </w:t>
+      </w:r>
+      <w:r>
+        <w:rPr>
+          <w:rtl/>
+          <w:cs/>
+          <w:lang w:val="ar_AE" w:bidi="ar_AE"/>
+        </w:rPr>
+        <w:t>إيمان</w:t>
+      </w:r>
+      <w:r>
+        <w:rPr>
+          <w:rtl/>
+          <w:cs/>
+          <w:lang w:val="ar_AE" w:bidi="ar_AE"/>
+        </w:rPr>
         <w:t xml:space="preserve">, </w:t>
       </w:r>
       <w:r>
@@ -1061,38 +1045,6 @@
           <w:cs/>
           <w:lang w:val="ar_AE" w:bidi="ar_AE"/>
         </w:rPr>
-        <w:t>ثقة</w:t>
-      </w:r>
-      <w:r>
-        <w:rPr>
-          <w:rtl/>
-          <w:cs/>
-          <w:lang w:val="ar_AE" w:bidi="ar_AE"/>
-        </w:rPr>
-        <w:t xml:space="preserve">, </w:t>
-      </w:r>
-      <w:r>
-        <w:rPr>
-          <w:rtl/>
-          <w:cs/>
-          <w:lang w:val="ar_AE" w:bidi="ar_AE"/>
-        </w:rPr>
-        <w:t>إيمان</w:t>
-      </w:r>
-      <w:r>
-        <w:rPr>
-          <w:rtl/>
-          <w:cs/>
-          <w:lang w:val="ar_AE" w:bidi="ar_AE"/>
-        </w:rPr>
-        <w:t xml:space="preserve">, </w:t>
-      </w:r>
-      <w:r>
-        <w:rPr>
-          <w:rtl/>
-          <w:cs/>
-          <w:lang w:val="ar_AE" w:bidi="ar_AE"/>
-        </w:rPr>
         <w:t>أمين</w:t>
       </w:r>
       <w:r>
@@ -1101,23 +1053,7 @@
           <w:cs/>
           <w:lang w:val="ar_AE" w:bidi="ar_AE"/>
         </w:rPr>
-        <w:t xml:space="preserve">, </w:t>
-      </w:r>
-      <w:r>
-        <w:rPr>
-          <w:rtl/>
-          <w:cs/>
-          <w:lang w:val="ar_AE" w:bidi="ar_AE"/>
-        </w:rPr>
-        <w:t>صادق</w:t>
-      </w:r>
-      <w:r>
-        <w:rPr>
-          <w:rtl/>
-          <w:cs/>
-          <w:lang w:val="ar_AE" w:bidi="ar_AE"/>
-        </w:rPr>
-        <w:t>)</w:t>
+        <w:t>, صادق)</w:t>
       </w:r>
     </w:p>
     <w:p>
@@ -1844,23 +1780,7 @@
           <w:cs/>
           <w:lang w:val="ar_AE" w:bidi="ar_AE"/>
         </w:rPr>
-        <w:t xml:space="preserve">, </w:t>
-      </w:r>
-      <w:r>
-        <w:rPr>
-          <w:rtl/>
-          <w:cs/>
-          <w:lang w:val="ar_AE" w:bidi="ar_AE"/>
-        </w:rPr>
-        <w:t>نقي (طاهر)</w:t>
-      </w:r>
-      <w:r>
-        <w:rPr>
-          <w:rtl/>
-          <w:cs/>
-          <w:lang w:val="ar_AE" w:bidi="ar_AE"/>
-        </w:rPr>
-        <w:t>)</w:t>
+        <w:t>, نقي (طاهر))</w:t>
       </w:r>
     </w:p>
     <w:p>
